--- a/zht/docx/014.content.docx
+++ b/zht/docx/014.content.docx
@@ -150,26 +150,6 @@
           <w:lang w:val="zh_TW" w:bidi="zh_TW"/>
         </w:rPr>
         <w:t>dao</w:t>
-      </w:r>
-      <w:r>
-        <w:rPr>
-          <w:lang w:val="zh_TW" w:bidi="zh_TW"/>
-        </w:rPr>
-      </w:r>
-    </w:p>
-    <w:p>
-      <w:pPr/>
-      <w:r>
-        <w:rPr>
-          <w:lang w:val="zh_TW" w:bidi="zh_TW"/>
-        </w:rPr>
-      </w:r>
-      <w:r>
-        <w:rPr>
-          <w:i/>
-          <w:lang w:val="zh_TW" w:bidi="zh_TW"/>
-        </w:rPr>
-        <w:t>道</w:t>
       </w:r>
       <w:r>
         <w:rPr>

--- a/zht/docx/014.content.docx
+++ b/zht/docx/014.content.docx
@@ -19,7 +19,7 @@
         <w:rPr>
           <w:lang w:val="zh_TW" w:bidi="zh_TW"/>
         </w:rPr>
-        <w:t>Resource: Study Notes - Themes (Tyndale)</w:t>
+        <w:t>Resource: Tyndale Open Study Notes</w:t>
       </w:r>
       <w:r>
         <w:rPr>
@@ -112,7 +112,7 @@
         <w:rPr>
           <w:lang w:val="zh_TW" w:bidi="zh_TW"/>
         </w:rPr>
-        <w:t>Study Notes - Themes (Tyndale)</w:t>
+        <w:t>Tyndale Open Study Notes</w:t>
       </w:r>
     </w:p>
     <w:p>

--- a/zht/docx/014.content.docx
+++ b/zht/docx/014.content.docx
@@ -149,7 +149,7 @@
         <w:rPr>
           <w:lang w:val="zh_TW" w:bidi="zh_TW"/>
         </w:rPr>
-        <w:t>dao</w:t>
+        <w:t>di</w:t>
       </w:r>
       <w:r>
         <w:rPr>
@@ -212,7 +212,7 @@
         <w:rPr>
           <w:lang w:val="zh_TW" w:bidi="zh_TW"/>
         </w:rPr>
-        <w:t>道</w:t>
+        <w:t>敵基督</w:t>
       </w:r>
       <w:r>
         <w:rPr>
@@ -229,16 +229,16 @@
       </w:r>
       <w:r>
         <w:rPr>
-          <w:lang w:val="zh_TW" w:bidi="zh_TW"/>
-        </w:rPr>
-        <w:t>使徒約翰在其福音書中以一個非凡的描述開始，稱耶穌基督為「道」（the Word）（希臘文</w:t>
-      </w:r>
-      <w:r>
-        <w:rPr>
-          <w:i/>
-          <w:lang w:val="zh_TW" w:bidi="zh_TW"/>
-        </w:rPr>
-        <w:t>logos，</w:t>
+          <w:b/>
+          <w:lang w:val="zh_TW" w:bidi="zh_TW"/>
+        </w:rPr>
+        <w:t>敵基督</w:t>
+      </w:r>
+      <w:r>
+        <w:rPr>
+          <w:lang w:val="zh_TW" w:bidi="zh_TW"/>
+        </w:rPr>
+        <w:t>這個詞只出現在使徒約翰的書信中（</w:t>
       </w:r>
       <w:hyperlink r:id="rId13">
         <w:r>
@@ -249,14 +249,140 @@
             <w:color w:val="0000EE"/>
             <w:u w:val="single"/>
           </w:rPr>
-          <w:t>約1:1</w:t>
+          <w:t>約一2:18</w:t>
         </w:r>
       </w:hyperlink>
       <w:r>
         <w:rPr>
           <w:lang w:val="zh_TW" w:bidi="zh_TW"/>
         </w:rPr>
-        <w:t>）。在第一世紀，希臘和猶太聽眾都能理解這個稱號的深層含義。</w:t>
+        <w:t>、</w:t>
+      </w:r>
+      <w:hyperlink r:id="rId14">
+        <w:r>
+          <w:rPr>
+            <w:lang w:val="zh_TW" w:bidi="zh_TW"/>
+          </w:rPr>
+          <w:rPr>
+            <w:color w:val="0000EE"/>
+            <w:u w:val="single"/>
+          </w:rPr>
+          <w:t>22</w:t>
+        </w:r>
+      </w:hyperlink>
+      <w:r>
+        <w:rPr>
+          <w:lang w:val="zh_TW" w:bidi="zh_TW"/>
+        </w:rPr>
+        <w:t>，</w:t>
+      </w:r>
+      <w:hyperlink r:id="rId15">
+        <w:r>
+          <w:rPr>
+            <w:lang w:val="zh_TW" w:bidi="zh_TW"/>
+          </w:rPr>
+          <w:rPr>
+            <w:color w:val="0000EE"/>
+            <w:u w:val="single"/>
+          </w:rPr>
+          <w:t>4:3</w:t>
+        </w:r>
+      </w:hyperlink>
+      <w:r>
+        <w:rPr>
+          <w:lang w:val="zh_TW" w:bidi="zh_TW"/>
+        </w:rPr>
+        <w:t>；</w:t>
+      </w:r>
+      <w:hyperlink r:id="rId16">
+        <w:r>
+          <w:rPr>
+            <w:lang w:val="zh_TW" w:bidi="zh_TW"/>
+          </w:rPr>
+          <w:rPr>
+            <w:color w:val="0000EE"/>
+            <w:u w:val="single"/>
+          </w:rPr>
+          <w:t>約二1:7</w:t>
+        </w:r>
+      </w:hyperlink>
+      <w:r>
+        <w:rPr>
+          <w:lang w:val="zh_TW" w:bidi="zh_TW"/>
+        </w:rPr>
+        <w:t>）。約翰認為歷史上會出現許多敵基督（</w:t>
+      </w:r>
+      <w:hyperlink r:id="rId13">
+        <w:r>
+          <w:rPr>
+            <w:lang w:val="zh_TW" w:bidi="zh_TW"/>
+          </w:rPr>
+          <w:rPr>
+            <w:color w:val="0000EE"/>
+            <w:u w:val="single"/>
+          </w:rPr>
+          <w:t>約一2:18</w:t>
+        </w:r>
+      </w:hyperlink>
+      <w:r>
+        <w:rPr>
+          <w:lang w:val="zh_TW" w:bidi="zh_TW"/>
+        </w:rPr>
+        <w:t>）。這些敵基督會否認耶穌的神人二性（</w:t>
+      </w:r>
+      <w:hyperlink r:id="rId14">
+        <w:r>
+          <w:rPr>
+            <w:lang w:val="zh_TW" w:bidi="zh_TW"/>
+          </w:rPr>
+          <w:rPr>
+            <w:color w:val="0000EE"/>
+            <w:u w:val="single"/>
+          </w:rPr>
+          <w:t>約一2:22</w:t>
+        </w:r>
+      </w:hyperlink>
+      <w:r>
+        <w:rPr>
+          <w:lang w:val="zh_TW" w:bidi="zh_TW"/>
+        </w:rPr>
+        <w:t>，</w:t>
+      </w:r>
+      <w:hyperlink r:id="rId17">
+        <w:r>
+          <w:rPr>
+            <w:lang w:val="zh_TW" w:bidi="zh_TW"/>
+          </w:rPr>
+          <w:rPr>
+            <w:color w:val="0000EE"/>
+            <w:u w:val="single"/>
+          </w:rPr>
+          <w:t>4:2–3</w:t>
+        </w:r>
+      </w:hyperlink>
+      <w:r>
+        <w:rPr>
+          <w:lang w:val="zh_TW" w:bidi="zh_TW"/>
+        </w:rPr>
+        <w:t>；</w:t>
+      </w:r>
+      <w:hyperlink r:id="rId16">
+        <w:r>
+          <w:rPr>
+            <w:lang w:val="zh_TW" w:bidi="zh_TW"/>
+          </w:rPr>
+          <w:rPr>
+            <w:color w:val="0000EE"/>
+            <w:u w:val="single"/>
+          </w:rPr>
+          <w:t>約二1:7</w:t>
+        </w:r>
+      </w:hyperlink>
+      <w:r>
+        <w:rPr>
+          <w:lang w:val="zh_TW" w:bidi="zh_TW"/>
+        </w:rPr>
+        <w:t>）。</w:t>
       </w:r>
     </w:p>
     <w:p>
@@ -270,9 +396,21 @@
         <w:rPr>
           <w:lang w:val="zh_TW" w:bidi="zh_TW"/>
         </w:rPr>
-        <w:t>希臘人會想到這是維持宇宙的基本力量。猶太人會記得這指的是神透過說話創造世界（</w:t>
-      </w:r>
-      <w:hyperlink r:id="rId14">
+        <w:t>使徒保羅則提到「</w:t>
+      </w:r>
+      <w:r>
+        <w:rPr>
+          <w:lang w:val="zh_TW" w:bidi="zh_TW"/>
+        </w:rPr>
+        <w:t>大罪人</w:t>
+      </w:r>
+      <w:r>
+        <w:rPr>
+          <w:lang w:val="zh_TW" w:bidi="zh_TW"/>
+        </w:rPr>
+        <w:t>」將在末世出現，煽動人起來悖逆神（</w:t>
+      </w:r>
+      <w:hyperlink r:id="rId18">
         <w:r>
           <w:rPr>
             <w:lang w:val="zh_TW" w:bidi="zh_TW"/>
@@ -281,68 +419,26 @@
             <w:color w:val="0000EE"/>
             <w:u w:val="single"/>
           </w:rPr>
-          <w:t>創1:3–28</w:t>
+          <w:t>帖後2:1–12</w:t>
         </w:r>
       </w:hyperlink>
       <w:r>
         <w:rPr>
           <w:lang w:val="zh_TW" w:bidi="zh_TW"/>
         </w:rPr>
-        <w:t>；</w:t>
-      </w:r>
-      <w:hyperlink r:id="rId15">
-        <w:r>
-          <w:rPr>
-            <w:lang w:val="zh_TW" w:bidi="zh_TW"/>
-          </w:rPr>
-          <w:rPr>
-            <w:color w:val="0000EE"/>
-            <w:u w:val="single"/>
-          </w:rPr>
-          <w:t>詩33:6</w:t>
-        </w:r>
-      </w:hyperlink>
-      <w:r>
-        <w:rPr>
-          <w:lang w:val="zh_TW" w:bidi="zh_TW"/>
-        </w:rPr>
-        <w:t>、</w:t>
-      </w:r>
-      <w:hyperlink r:id="rId16">
-        <w:r>
-          <w:rPr>
-            <w:lang w:val="zh_TW" w:bidi="zh_TW"/>
-          </w:rPr>
-          <w:rPr>
-            <w:color w:val="0000EE"/>
-            <w:u w:val="single"/>
-          </w:rPr>
-          <w:t>9</w:t>
-        </w:r>
-      </w:hyperlink>
-      <w:r>
-        <w:rPr>
-          <w:lang w:val="zh_TW" w:bidi="zh_TW"/>
-        </w:rPr>
-        <w:t>）。在耶穌的時代，神的「道」已具有創造性的位格特質。猶太人將神的「道」視為談論神「智慧」的另一種方式。透過「智慧」，神進入宇宙，創造世界（</w:t>
-      </w:r>
-      <w:hyperlink r:id="rId17">
-        <w:r>
-          <w:rPr>
-            <w:lang w:val="zh_TW" w:bidi="zh_TW"/>
-          </w:rPr>
-          <w:rPr>
-            <w:color w:val="0000EE"/>
-            <w:u w:val="single"/>
-          </w:rPr>
-          <w:t>箴8:22–31</w:t>
-        </w:r>
-      </w:hyperlink>
-      <w:r>
-        <w:rPr>
-          <w:lang w:val="zh_TW" w:bidi="zh_TW"/>
-        </w:rPr>
-        <w:t>）。</w:t>
+        <w:t>）。這人會「</w:t>
+      </w:r>
+      <w:r>
+        <w:rPr>
+          <w:lang w:val="zh_TW" w:bidi="zh_TW"/>
+        </w:rPr>
+        <w:t>照撒但的運動</w:t>
+      </w:r>
+      <w:r>
+        <w:rPr>
+          <w:lang w:val="zh_TW" w:bidi="zh_TW"/>
+        </w:rPr>
+        <w:t>」出現，主要透過欺騙來行事。啟示錄雖未明確稱這人為「敵基督」，但這位「大罪人」如同約翰書信中的「敵基督」一樣，都是抵擋真理的。</w:t>
       </w:r>
     </w:p>
     <w:p>
@@ -356,9 +452,9 @@
         <w:rPr>
           <w:lang w:val="zh_TW" w:bidi="zh_TW"/>
         </w:rPr>
-        <w:t>約翰解釋說，耶穌與神具有相同的本質或屬性。這位聖子在時間開始之前就已存在，並創造了一切。約翰將耶穌是神的真理與古代猶太人的智慧觀念聯繫起來。這種神聖的智慧，在時間之前與神同在，如今在耶穌基督裡彰顯出來。約翰在一節強而有力的經文中寫出（</w:t>
-      </w:r>
-      <w:hyperlink r:id="rId18">
+        <w:t>在</w:t>
+      </w:r>
+      <w:hyperlink r:id="rId19">
         <w:r>
           <w:rPr>
             <w:lang w:val="zh_TW" w:bidi="zh_TW"/>
@@ -367,14 +463,50 @@
             <w:color w:val="0000EE"/>
             <w:u w:val="single"/>
           </w:rPr>
-          <w:t>約1:14</w:t>
+          <w:t>啟示錄十三章</w:t>
         </w:r>
       </w:hyperlink>
       <w:r>
         <w:rPr>
           <w:lang w:val="zh_TW" w:bidi="zh_TW"/>
         </w:rPr>
-        <w:t>），這「道」（Logos），或「智慧」，成了肉身，住在我們中間。神是什麼，「道」就是什麼，而「道」就是耶穌基督。</w:t>
+        <w:t>中，那抵擋基督的靈被描繪為另一</w:t>
+      </w:r>
+      <w:r>
+        <w:rPr>
+          <w:lang w:val="zh_TW" w:bidi="zh_TW"/>
+        </w:rPr>
+        <w:t>個</w:t>
+      </w:r>
+      <w:r>
+        <w:rPr>
+          <w:lang w:val="zh_TW" w:bidi="zh_TW"/>
+        </w:rPr>
+        <w:t>「獸」，牠服事那條龍（撒但）與第一</w:t>
+      </w:r>
+      <w:r>
+        <w:rPr>
+          <w:lang w:val="zh_TW" w:bidi="zh_TW"/>
+        </w:rPr>
+        <w:t>個</w:t>
+      </w:r>
+      <w:r>
+        <w:rPr>
+          <w:lang w:val="zh_TW" w:bidi="zh_TW"/>
+        </w:rPr>
+        <w:t>獸。這個敵基督的數字666很可能代表尼祿皇帝（Emperor Nero），也可能影射多米田皇帝（Emperor Domitian，見</w:t>
+      </w:r>
+      <w:r>
+        <w:rPr>
+          <w:lang w:val="zh_TW" w:bidi="zh_TW"/>
+        </w:rPr>
+        <w:t>研讀註釋17:8</w:t>
+      </w:r>
+      <w:r>
+        <w:rPr>
+          <w:lang w:val="zh_TW" w:bidi="zh_TW"/>
+        </w:rPr>
+        <w:t>）。當時的皇帝崇拜宣稱「凱撒是主！」，這是虛假的宗教，與耶穌基督是主的宣告彼此對立。</w:t>
       </w:r>
     </w:p>
     <w:p>
@@ -386,10 +518,9 @@
       </w:r>
       <w:r>
         <w:rPr>
-          <w:u w:val="single"/>
-          <w:lang w:val="zh_TW" w:bidi="zh_TW"/>
-        </w:rPr>
-        <w:t>進深研究的經文段落</w:t>
+          <w:lang w:val="zh_TW" w:bidi="zh_TW"/>
+        </w:rPr>
+        <w:t>約翰是否預期有一位最終的敵基督出現，甚至超越尼祿與多米田，這點尚不確定。然而，基督徒必須認清邪惡是存在的，也要辨識出那些在人與各種權力體系中，抵擋基督的勢力。抵抗這些仇敵可能使我們面對逼迫，甚至因此喪命，但我們的盼望是在基督裡得著最終的勝利。</w:t>
       </w:r>
     </w:p>
     <w:p>
@@ -399,7 +530,22 @@
           <w:lang w:val="zh_TW" w:bidi="zh_TW"/>
         </w:rPr>
       </w:r>
-      <w:hyperlink r:id="rId14">
+      <w:r>
+        <w:rPr>
+          <w:u w:val="single"/>
+          <w:lang w:val="zh_TW" w:bidi="zh_TW"/>
+        </w:rPr>
+        <w:t>進深研究的經文段落</w:t>
+      </w:r>
+    </w:p>
+    <w:p>
+      <w:pPr/>
+      <w:r>
+        <w:rPr>
+          <w:lang w:val="zh_TW" w:bidi="zh_TW"/>
+        </w:rPr>
+      </w:r>
+      <w:hyperlink r:id="rId20">
         <w:r>
           <w:rPr>
             <w:lang w:val="zh_TW" w:bidi="zh_TW"/>
@@ -408,7 +554,7 @@
             <w:color w:val="0000EE"/>
             <w:u w:val="single"/>
           </w:rPr>
-          <w:t>創1:3–28</w:t>
+          <w:t>帖後2:3–10</w:t>
         </w:r>
       </w:hyperlink>
       <w:r>
@@ -417,7 +563,7 @@
         </w:rPr>
         <w:t>；</w:t>
       </w:r>
-      <w:hyperlink r:id="rId15">
+      <w:hyperlink r:id="rId13">
         <w:r>
           <w:rPr>
             <w:lang w:val="zh_TW" w:bidi="zh_TW"/>
@@ -426,7 +572,7 @@
             <w:color w:val="0000EE"/>
             <w:u w:val="single"/>
           </w:rPr>
-          <w:t>詩33:6</w:t>
+          <w:t>約一2:18</w:t>
         </w:r>
       </w:hyperlink>
       <w:r>
@@ -435,7 +581,7 @@
         </w:rPr>
         <w:t>、</w:t>
       </w:r>
-      <w:hyperlink r:id="rId16">
+      <w:hyperlink r:id="rId14">
         <w:r>
           <w:rPr>
             <w:lang w:val="zh_TW" w:bidi="zh_TW"/>
@@ -444,14 +590,14 @@
             <w:color w:val="0000EE"/>
             <w:u w:val="single"/>
           </w:rPr>
-          <w:t>9</w:t>
+          <w:t>22</w:t>
         </w:r>
       </w:hyperlink>
       <w:r>
         <w:rPr>
           <w:lang w:val="zh_TW" w:bidi="zh_TW"/>
         </w:rPr>
-        <w:t>；</w:t>
+        <w:t>，</w:t>
       </w:r>
       <w:hyperlink r:id="rId17">
         <w:r>
@@ -462,7 +608,7 @@
             <w:color w:val="0000EE"/>
             <w:u w:val="single"/>
           </w:rPr>
-          <w:t>箴8:22–31</w:t>
+          <w:t>4:2–3</w:t>
         </w:r>
       </w:hyperlink>
       <w:r>
@@ -471,7 +617,7 @@
         </w:rPr>
         <w:t>；</w:t>
       </w:r>
-      <w:hyperlink r:id="rId19">
+      <w:hyperlink r:id="rId16">
         <w:r>
           <w:rPr>
             <w:lang w:val="zh_TW" w:bidi="zh_TW"/>
@@ -480,7 +626,7 @@
             <w:color w:val="0000EE"/>
             <w:u w:val="single"/>
           </w:rPr>
-          <w:t>賽40:8</w:t>
+          <w:t>約二1:7</w:t>
         </w:r>
       </w:hyperlink>
       <w:r>
@@ -489,7 +635,7 @@
         </w:rPr>
         <w:t>；</w:t>
       </w:r>
-      <w:hyperlink r:id="rId20">
+      <w:hyperlink r:id="rId21">
         <w:r>
           <w:rPr>
             <w:lang w:val="zh_TW" w:bidi="zh_TW"/>
@@ -498,16 +644,58 @@
             <w:color w:val="0000EE"/>
             <w:u w:val="single"/>
           </w:rPr>
-          <w:t>約1:1–18</w:t>
+          <w:t>啟13:11</w:t>
         </w:r>
       </w:hyperlink>
       <w:r>
         <w:rPr>
           <w:lang w:val="zh_TW" w:bidi="zh_TW"/>
         </w:rPr>
-        <w:t>；</w:t>
-      </w:r>
-      <w:hyperlink r:id="rId21">
+      </w:r>
+      <w:r>
+        <w:rPr>
+          <w:lang w:val="zh_TW" w:bidi="zh_TW"/>
+        </w:rPr>
+      </w:r>
+    </w:p>
+    <w:p>
+      <w:pPr/>
+      <w:r>
+        <w:rPr>
+          <w:lang w:val="zh_TW" w:bidi="zh_TW"/>
+        </w:rPr>
+      </w:r>
+    </w:p>
+    <w:p>
+      <w:pPr>
+        <w:pStyle w:val="Heading2"/>
+      </w:pPr>
+      <w:r>
+        <w:rPr>
+          <w:lang w:val="zh_TW" w:bidi="zh_TW"/>
+        </w:rPr>
+        <w:t>第二次出埃及的應許</w:t>
+      </w:r>
+      <w:r>
+        <w:rPr>
+          <w:lang w:val="zh_TW" w:bidi="zh_TW"/>
+        </w:rPr>
+      </w:r>
+    </w:p>
+    <w:p>
+      <w:pPr/>
+      <w:r>
+        <w:rPr>
+          <w:lang w:val="zh_TW" w:bidi="zh_TW"/>
+        </w:rPr>
+      </w:r>
+      <w:r>
+        <w:rPr>
+          <w:lang w:val="zh_TW" w:bidi="zh_TW"/>
+        </w:rPr>
+        <w:t>神將以色列人從巴比倫帶回他們的家園，就像祂多年前將他們從埃及帶出來一樣（</w:t>
+      </w:r>
+      <w:hyperlink r:id="rId22">
         <w:r>
           <w:rPr>
             <w:lang w:val="zh_TW" w:bidi="zh_TW"/>
@@ -516,16 +704,16 @@
             <w:color w:val="0000EE"/>
             <w:u w:val="single"/>
           </w:rPr>
-          <w:t>約壹1:1</w:t>
+          <w:t>賽48:20–21</w:t>
         </w:r>
       </w:hyperlink>
       <w:r>
         <w:rPr>
           <w:lang w:val="zh_TW" w:bidi="zh_TW"/>
         </w:rPr>
-        <w:t>；</w:t>
-      </w:r>
-      <w:hyperlink r:id="rId22">
+        <w:t>）。（第一次從埃及得拯救，稱為出埃及。）這次，以色列人離開巴比倫時需要保持潔淨，並且要慢慢行動，不要匆忙離開（</w:t>
+      </w:r>
+      <w:hyperlink r:id="rId23">
         <w:r>
           <w:rPr>
             <w:lang w:val="zh_TW" w:bidi="zh_TW"/>
@@ -534,7 +722,1075 @@
             <w:color w:val="0000EE"/>
             <w:u w:val="single"/>
           </w:rPr>
-          <w:t>啟19:13</w:t>
+          <w:t>52:11</w:t>
+        </w:r>
+      </w:hyperlink>
+      <w:hyperlink r:id="rId24">
+        <w:r>
+          <w:rPr>
+            <w:lang w:val="zh_TW" w:bidi="zh_TW"/>
+          </w:rPr>
+          <w:rPr>
+            <w:color w:val="0000EE"/>
+            <w:u w:val="single"/>
+          </w:rPr>
+          <w:t>、12</w:t>
+        </w:r>
+      </w:hyperlink>
+      <w:r>
+        <w:rPr>
+          <w:lang w:val="zh_TW" w:bidi="zh_TW"/>
+        </w:rPr>
+        <w:t>）。</w:t>
+      </w:r>
+    </w:p>
+    <w:p>
+      <w:pPr/>
+      <w:r>
+        <w:rPr>
+          <w:lang w:val="zh_TW" w:bidi="zh_TW"/>
+        </w:rPr>
+      </w:r>
+      <w:r>
+        <w:rPr>
+          <w:lang w:val="zh_TW" w:bidi="zh_TW"/>
+        </w:rPr>
+        <w:t>被擄的經歷和旅程可比作主在曠野中的拯救（見</w:t>
+      </w:r>
+      <w:hyperlink r:id="rId25">
+        <w:r>
+          <w:rPr>
+            <w:lang w:val="zh_TW" w:bidi="zh_TW"/>
+          </w:rPr>
+          <w:rPr>
+            <w:color w:val="0000EE"/>
+            <w:u w:val="single"/>
+          </w:rPr>
+          <w:t>賽35:1</w:t>
+        </w:r>
+      </w:hyperlink>
+      <w:r>
+        <w:rPr>
+          <w:lang w:val="zh_TW" w:bidi="zh_TW"/>
+        </w:rPr>
+        <w:t>）：</w:t>
+      </w:r>
+    </w:p>
+    <w:p>
+      <w:pPr>
+        <w:pStyle w:val="ListBullet"/>
+        <w:spacing w:line="240" w:lineRule="auto"/>
+        <w:ind w:left="720"/>
+      </w:pPr>
+      <w:r>
+        <w:rPr>
+          <w:lang w:val="zh_TW" w:bidi="zh_TW"/>
+        </w:rPr>
+      </w:r>
+      <w:r>
+        <w:rPr>
+          <w:lang w:val="zh_TW" w:bidi="zh_TW"/>
+        </w:rPr>
+        <w:t>祂在曠野中開道路，將其變成有水、植物和動物的地方（</w:t>
+      </w:r>
+      <w:hyperlink r:id="rId26">
+        <w:r>
+          <w:rPr>
+            <w:lang w:val="zh_TW" w:bidi="zh_TW"/>
+          </w:rPr>
+          <w:rPr>
+            <w:color w:val="0000EE"/>
+            <w:u w:val="single"/>
+          </w:rPr>
+          <w:t>賽43:19–20</w:t>
+        </w:r>
+      </w:hyperlink>
+      <w:r>
+        <w:rPr>
+          <w:lang w:val="zh_TW" w:bidi="zh_TW"/>
+        </w:rPr>
+        <w:t>）。</w:t>
+      </w:r>
+    </w:p>
+    <w:p>
+      <w:pPr>
+        <w:pStyle w:val="ListBullet"/>
+        <w:spacing w:line="240" w:lineRule="auto"/>
+        <w:ind w:left="720"/>
+      </w:pPr>
+      <w:r>
+        <w:rPr>
+          <w:lang w:val="zh_TW" w:bidi="zh_TW"/>
+        </w:rPr>
+      </w:r>
+      <w:r>
+        <w:rPr>
+          <w:lang w:val="zh_TW" w:bidi="zh_TW"/>
+        </w:rPr>
+        <w:t>祂移除阻礙（</w:t>
+      </w:r>
+      <w:hyperlink r:id="rId27">
+        <w:r>
+          <w:rPr>
+            <w:lang w:val="zh_TW" w:bidi="zh_TW"/>
+          </w:rPr>
+          <w:rPr>
+            <w:color w:val="0000EE"/>
+            <w:u w:val="single"/>
+          </w:rPr>
+          <w:t>42:16</w:t>
+        </w:r>
+      </w:hyperlink>
+      <w:r>
+        <w:rPr>
+          <w:lang w:val="zh_TW" w:bidi="zh_TW"/>
+        </w:rPr>
+        <w:t>，</w:t>
+      </w:r>
+      <w:hyperlink r:id="rId28">
+        <w:r>
+          <w:rPr>
+            <w:lang w:val="zh_TW" w:bidi="zh_TW"/>
+          </w:rPr>
+          <w:rPr>
+            <w:color w:val="0000EE"/>
+            <w:u w:val="single"/>
+          </w:rPr>
+          <w:t>49:11</w:t>
+        </w:r>
+      </w:hyperlink>
+      <w:r>
+        <w:rPr>
+          <w:lang w:val="zh_TW" w:bidi="zh_TW"/>
+        </w:rPr>
+        <w:t>）。</w:t>
+      </w:r>
+    </w:p>
+    <w:p>
+      <w:pPr>
+        <w:pStyle w:val="ListBullet"/>
+        <w:spacing w:line="240" w:lineRule="auto"/>
+        <w:ind w:left="720"/>
+      </w:pPr>
+      <w:r>
+        <w:rPr>
+          <w:lang w:val="zh_TW" w:bidi="zh_TW"/>
+        </w:rPr>
+      </w:r>
+      <w:r>
+        <w:rPr>
+          <w:lang w:val="zh_TW" w:bidi="zh_TW"/>
+        </w:rPr>
+        <w:t>祂引導祂的人民（</w:t>
+      </w:r>
+      <w:hyperlink r:id="rId27">
+        <w:r>
+          <w:rPr>
+            <w:lang w:val="zh_TW" w:bidi="zh_TW"/>
+          </w:rPr>
+          <w:rPr>
+            <w:color w:val="0000EE"/>
+            <w:u w:val="single"/>
+          </w:rPr>
+          <w:t>42:16</w:t>
+        </w:r>
+      </w:hyperlink>
+      <w:r>
+        <w:rPr>
+          <w:lang w:val="zh_TW" w:bidi="zh_TW"/>
+        </w:rPr>
+        <w:t>，</w:t>
+      </w:r>
+      <w:hyperlink r:id="rId29">
+        <w:r>
+          <w:rPr>
+            <w:lang w:val="zh_TW" w:bidi="zh_TW"/>
+          </w:rPr>
+          <w:rPr>
+            <w:color w:val="0000EE"/>
+            <w:u w:val="single"/>
+          </w:rPr>
+          <w:t>58:11</w:t>
+        </w:r>
+      </w:hyperlink>
+      <w:r>
+        <w:rPr>
+          <w:lang w:val="zh_TW" w:bidi="zh_TW"/>
+        </w:rPr>
+        <w:t>，</w:t>
+      </w:r>
+      <w:hyperlink r:id="rId30">
+        <w:r>
+          <w:rPr>
+            <w:lang w:val="zh_TW" w:bidi="zh_TW"/>
+          </w:rPr>
+          <w:rPr>
+            <w:color w:val="0000EE"/>
+            <w:u w:val="single"/>
+          </w:rPr>
+          <w:t>63:13</w:t>
+        </w:r>
+      </w:hyperlink>
+      <w:r>
+        <w:rPr>
+          <w:lang w:val="zh_TW" w:bidi="zh_TW"/>
+        </w:rPr>
+        <w:t>）。</w:t>
+      </w:r>
+    </w:p>
+    <w:p>
+      <w:pPr>
+        <w:pStyle w:val="ListBullet"/>
+        <w:spacing w:line="240" w:lineRule="auto"/>
+        <w:ind w:left="720"/>
+      </w:pPr>
+      <w:r>
+        <w:rPr>
+          <w:lang w:val="zh_TW" w:bidi="zh_TW"/>
+        </w:rPr>
+      </w:r>
+      <w:r>
+        <w:rPr>
+          <w:lang w:val="zh_TW" w:bidi="zh_TW"/>
+        </w:rPr>
+        <w:t>祂餵養他們（</w:t>
+      </w:r>
+      <w:hyperlink r:id="rId31">
+        <w:r>
+          <w:rPr>
+            <w:lang w:val="zh_TW" w:bidi="zh_TW"/>
+          </w:rPr>
+          <w:rPr>
+            <w:color w:val="0000EE"/>
+            <w:u w:val="single"/>
+          </w:rPr>
+          <w:t>49:10</w:t>
+        </w:r>
+      </w:hyperlink>
+      <w:r>
+        <w:rPr>
+          <w:lang w:val="zh_TW" w:bidi="zh_TW"/>
+        </w:rPr>
+        <w:t>）。</w:t>
+      </w:r>
+    </w:p>
+    <w:p>
+      <w:pPr>
+        <w:pStyle w:val="ListBullet"/>
+        <w:spacing w:line="240" w:lineRule="auto"/>
+        <w:ind w:left="720"/>
+      </w:pPr>
+      <w:r>
+        <w:rPr>
+          <w:lang w:val="zh_TW" w:bidi="zh_TW"/>
+        </w:rPr>
+      </w:r>
+      <w:r>
+        <w:rPr>
+          <w:lang w:val="zh_TW" w:bidi="zh_TW"/>
+        </w:rPr>
+        <w:t>祂保護他們免受炎熱（</w:t>
+      </w:r>
+      <w:hyperlink r:id="rId31">
+        <w:r>
+          <w:rPr>
+            <w:lang w:val="zh_TW" w:bidi="zh_TW"/>
+          </w:rPr>
+          <w:rPr>
+            <w:color w:val="0000EE"/>
+            <w:u w:val="single"/>
+          </w:rPr>
+          <w:t>49:10</w:t>
+        </w:r>
+      </w:hyperlink>
+      <w:r>
+        <w:rPr>
+          <w:lang w:val="zh_TW" w:bidi="zh_TW"/>
+        </w:rPr>
+        <w:t>）。</w:t>
+      </w:r>
+    </w:p>
+    <w:p>
+      <w:pPr>
+        <w:pStyle w:val="ListBullet"/>
+        <w:spacing w:line="240" w:lineRule="auto"/>
+        <w:ind w:left="720"/>
+      </w:pPr>
+      <w:r>
+        <w:rPr>
+          <w:lang w:val="zh_TW" w:bidi="zh_TW"/>
+        </w:rPr>
+      </w:r>
+      <w:r>
+        <w:rPr>
+          <w:lang w:val="zh_TW" w:bidi="zh_TW"/>
+        </w:rPr>
+        <w:t>祂賜給他們力量 （</w:t>
+      </w:r>
+      <w:hyperlink r:id="rId29">
+        <w:r>
+          <w:rPr>
+            <w:lang w:val="zh_TW" w:bidi="zh_TW"/>
+          </w:rPr>
+          <w:rPr>
+            <w:color w:val="0000EE"/>
+            <w:u w:val="single"/>
+          </w:rPr>
+          <w:t>58:11</w:t>
+        </w:r>
+      </w:hyperlink>
+      <w:r>
+        <w:rPr>
+          <w:lang w:val="zh_TW" w:bidi="zh_TW"/>
+        </w:rPr>
+        <w:t>）。</w:t>
+      </w:r>
+    </w:p>
+    <w:p>
+      <w:pPr>
+        <w:pStyle w:val="ListBullet"/>
+        <w:spacing w:line="240" w:lineRule="auto"/>
+        <w:ind w:left="720"/>
+      </w:pPr>
+      <w:r>
+        <w:rPr>
+          <w:lang w:val="zh_TW" w:bidi="zh_TW"/>
+        </w:rPr>
+      </w:r>
+      <w:r>
+        <w:rPr>
+          <w:lang w:val="zh_TW" w:bidi="zh_TW"/>
+        </w:rPr>
+        <w:t>祂將他們的悲傷轉為極大的喜樂 （</w:t>
+      </w:r>
+      <w:hyperlink r:id="rId32">
+        <w:r>
+          <w:rPr>
+            <w:lang w:val="zh_TW" w:bidi="zh_TW"/>
+          </w:rPr>
+          <w:rPr>
+            <w:color w:val="0000EE"/>
+            <w:u w:val="single"/>
+          </w:rPr>
+          <w:t>51:3</w:t>
+        </w:r>
+      </w:hyperlink>
+      <w:r>
+        <w:rPr>
+          <w:lang w:val="zh_TW" w:bidi="zh_TW"/>
+        </w:rPr>
+        <w:t>）。</w:t>
+      </w:r>
+    </w:p>
+    <w:p>
+      <w:pPr>
+        <w:pStyle w:val="ListBullet"/>
+        <w:spacing w:line="240" w:lineRule="auto"/>
+        <w:ind w:left="720"/>
+      </w:pPr>
+      <w:r>
+        <w:rPr>
+          <w:lang w:val="zh_TW" w:bidi="zh_TW"/>
+        </w:rPr>
+      </w:r>
+      <w:r>
+        <w:rPr>
+          <w:lang w:val="zh_TW" w:bidi="zh_TW"/>
+        </w:rPr>
+        <w:t>祂將祂的靈澆灌在他們身上（</w:t>
+      </w:r>
+      <w:hyperlink r:id="rId33">
+        <w:r>
+          <w:rPr>
+            <w:lang w:val="zh_TW" w:bidi="zh_TW"/>
+          </w:rPr>
+          <w:rPr>
+            <w:color w:val="0000EE"/>
+            <w:u w:val="single"/>
+          </w:rPr>
+          <w:t>44:3–4</w:t>
+        </w:r>
+      </w:hyperlink>
+      <w:r>
+        <w:rPr>
+          <w:lang w:val="zh_TW" w:bidi="zh_TW"/>
+        </w:rPr>
+        <w:t>）。</w:t>
+      </w:r>
+    </w:p>
+    <w:p>
+      <w:pPr/>
+      <w:r>
+        <w:rPr>
+          <w:lang w:val="zh_TW" w:bidi="zh_TW"/>
+        </w:rPr>
+      </w:r>
+      <w:r>
+        <w:rPr>
+          <w:lang w:val="zh_TW" w:bidi="zh_TW"/>
+        </w:rPr>
+        <w:t>基督徒也經歷一次「出埃及」。他們藉著耶穌的死亡和復活擺脫罪惡和死亡。聖靈幫助基督徒擁有新的生命。在等待祂的國度完全降臨時，他們喜樂事奉神。</w:t>
+      </w:r>
+    </w:p>
+    <w:p>
+      <w:pPr/>
+      <w:r>
+        <w:rPr>
+          <w:lang w:val="zh_TW" w:bidi="zh_TW"/>
+        </w:rPr>
+      </w:r>
+      <w:r>
+        <w:rPr>
+          <w:u w:val="single"/>
+          <w:lang w:val="zh_TW" w:bidi="zh_TW"/>
+        </w:rPr>
+        <w:t>進深研究的經文段落</w:t>
+      </w:r>
+    </w:p>
+    <w:p>
+      <w:pPr/>
+      <w:r>
+        <w:rPr>
+          <w:lang w:val="zh_TW" w:bidi="zh_TW"/>
+        </w:rPr>
+      </w:r>
+      <w:hyperlink r:id="rId34">
+        <w:r>
+          <w:rPr>
+            <w:lang w:val="zh_TW" w:bidi="zh_TW"/>
+          </w:rPr>
+          <w:rPr>
+            <w:color w:val="0000EE"/>
+            <w:u w:val="single"/>
+          </w:rPr>
+          <w:t>賽35:8–10</w:t>
+        </w:r>
+      </w:hyperlink>
+      <w:r>
+        <w:rPr>
+          <w:lang w:val="zh_TW" w:bidi="zh_TW"/>
+        </w:rPr>
+        <w:t>，</w:t>
+      </w:r>
+      <w:hyperlink r:id="rId35">
+        <w:r>
+          <w:rPr>
+            <w:lang w:val="zh_TW" w:bidi="zh_TW"/>
+          </w:rPr>
+          <w:rPr>
+            <w:color w:val="0000EE"/>
+            <w:u w:val="single"/>
+          </w:rPr>
+          <w:t>42:14–16</w:t>
+        </w:r>
+      </w:hyperlink>
+      <w:r>
+        <w:rPr>
+          <w:lang w:val="zh_TW" w:bidi="zh_TW"/>
+        </w:rPr>
+        <w:t>，</w:t>
+      </w:r>
+      <w:hyperlink r:id="rId36">
+        <w:r>
+          <w:rPr>
+            <w:lang w:val="zh_TW" w:bidi="zh_TW"/>
+          </w:rPr>
+          <w:rPr>
+            <w:color w:val="0000EE"/>
+            <w:u w:val="single"/>
+          </w:rPr>
+          <w:t>43:18–21</w:t>
+        </w:r>
+      </w:hyperlink>
+      <w:r>
+        <w:rPr>
+          <w:lang w:val="zh_TW" w:bidi="zh_TW"/>
+        </w:rPr>
+        <w:t>，</w:t>
+      </w:r>
+      <w:hyperlink r:id="rId33">
+        <w:r>
+          <w:rPr>
+            <w:lang w:val="zh_TW" w:bidi="zh_TW"/>
+          </w:rPr>
+          <w:rPr>
+            <w:color w:val="0000EE"/>
+            <w:u w:val="single"/>
+          </w:rPr>
+          <w:t>44:3–4</w:t>
+        </w:r>
+      </w:hyperlink>
+      <w:r>
+        <w:rPr>
+          <w:lang w:val="zh_TW" w:bidi="zh_TW"/>
+        </w:rPr>
+        <w:t>，</w:t>
+      </w:r>
+      <w:hyperlink r:id="rId22">
+        <w:r>
+          <w:rPr>
+            <w:lang w:val="zh_TW" w:bidi="zh_TW"/>
+          </w:rPr>
+          <w:rPr>
+            <w:color w:val="0000EE"/>
+            <w:u w:val="single"/>
+          </w:rPr>
+          <w:t>48:20–21</w:t>
+        </w:r>
+      </w:hyperlink>
+      <w:r>
+        <w:rPr>
+          <w:lang w:val="zh_TW" w:bidi="zh_TW"/>
+        </w:rPr>
+        <w:t>，</w:t>
+      </w:r>
+      <w:hyperlink r:id="rId37">
+        <w:r>
+          <w:rPr>
+            <w:lang w:val="zh_TW" w:bidi="zh_TW"/>
+          </w:rPr>
+          <w:rPr>
+            <w:color w:val="0000EE"/>
+            <w:u w:val="single"/>
+          </w:rPr>
+          <w:t>49:9–12</w:t>
+        </w:r>
+      </w:hyperlink>
+      <w:r>
+        <w:rPr>
+          <w:lang w:val="zh_TW" w:bidi="zh_TW"/>
+        </w:rPr>
+        <w:t>，</w:t>
+      </w:r>
+      <w:hyperlink r:id="rId38">
+        <w:r>
+          <w:rPr>
+            <w:lang w:val="zh_TW" w:bidi="zh_TW"/>
+          </w:rPr>
+          <w:rPr>
+            <w:color w:val="0000EE"/>
+            <w:u w:val="single"/>
+          </w:rPr>
+          <w:t>52:11–12</w:t>
+        </w:r>
+      </w:hyperlink>
+      <w:r>
+        <w:rPr>
+          <w:lang w:val="zh_TW" w:bidi="zh_TW"/>
+        </w:rPr>
+        <w:t>，</w:t>
+      </w:r>
+      <w:hyperlink r:id="rId39">
+        <w:r>
+          <w:rPr>
+            <w:lang w:val="zh_TW" w:bidi="zh_TW"/>
+          </w:rPr>
+          <w:rPr>
+            <w:color w:val="0000EE"/>
+            <w:u w:val="single"/>
+          </w:rPr>
+          <w:t>58:8–12</w:t>
+        </w:r>
+      </w:hyperlink>
+      <w:r>
+        <w:rPr>
+          <w:lang w:val="zh_TW" w:bidi="zh_TW"/>
+        </w:rPr>
+        <w:t>；</w:t>
+      </w:r>
+      <w:hyperlink r:id="rId40">
+        <w:r>
+          <w:rPr>
+            <w:lang w:val="zh_TW" w:bidi="zh_TW"/>
+          </w:rPr>
+          <w:rPr>
+            <w:color w:val="0000EE"/>
+            <w:u w:val="single"/>
+          </w:rPr>
+          <w:t>耶31:2–17</w:t>
+        </w:r>
+      </w:hyperlink>
+      <w:r>
+        <w:rPr>
+          <w:lang w:val="zh_TW" w:bidi="zh_TW"/>
+        </w:rPr>
+        <w:t>；</w:t>
+      </w:r>
+      <w:hyperlink r:id="rId41">
+        <w:r>
+          <w:rPr>
+            <w:lang w:val="zh_TW" w:bidi="zh_TW"/>
+          </w:rPr>
+          <w:rPr>
+            <w:color w:val="0000EE"/>
+            <w:u w:val="single"/>
+          </w:rPr>
+          <w:t>珥3:17–21</w:t>
+        </w:r>
+      </w:hyperlink>
+      <w:r>
+        <w:rPr>
+          <w:lang w:val="zh_TW" w:bidi="zh_TW"/>
+        </w:rPr>
+        <w:t>；</w:t>
+      </w:r>
+      <w:hyperlink r:id="rId42">
+        <w:r>
+          <w:rPr>
+            <w:lang w:val="zh_TW" w:bidi="zh_TW"/>
+          </w:rPr>
+          <w:rPr>
+            <w:color w:val="0000EE"/>
+            <w:u w:val="single"/>
+          </w:rPr>
+          <w:t>路1:78–79</w:t>
+        </w:r>
+      </w:hyperlink>
+      <w:r>
+        <w:rPr>
+          <w:lang w:val="zh_TW" w:bidi="zh_TW"/>
+        </w:rPr>
+        <w:t>；</w:t>
+      </w:r>
+      <w:hyperlink r:id="rId43">
+        <w:r>
+          <w:rPr>
+            <w:lang w:val="zh_TW" w:bidi="zh_TW"/>
+          </w:rPr>
+          <w:rPr>
+            <w:color w:val="0000EE"/>
+            <w:u w:val="single"/>
+          </w:rPr>
+          <w:t>約7:38</w:t>
+        </w:r>
+      </w:hyperlink>
+      <w:r>
+        <w:rPr>
+          <w:lang w:val="zh_TW" w:bidi="zh_TW"/>
+        </w:rPr>
+        <w:t>，</w:t>
+      </w:r>
+      <w:hyperlink r:id="rId44">
+        <w:r>
+          <w:rPr>
+            <w:lang w:val="zh_TW" w:bidi="zh_TW"/>
+          </w:rPr>
+          <w:rPr>
+            <w:color w:val="0000EE"/>
+            <w:u w:val="single"/>
+          </w:rPr>
+          <w:t>15:19</w:t>
+        </w:r>
+      </w:hyperlink>
+      <w:r>
+        <w:rPr>
+          <w:lang w:val="zh_TW" w:bidi="zh_TW"/>
+        </w:rPr>
+        <w:t>；</w:t>
+      </w:r>
+      <w:hyperlink r:id="rId45">
+        <w:r>
+          <w:rPr>
+            <w:lang w:val="zh_TW" w:bidi="zh_TW"/>
+          </w:rPr>
+          <w:rPr>
+            <w:color w:val="0000EE"/>
+            <w:u w:val="single"/>
+          </w:rPr>
+          <w:t>林後5:17</w:t>
+        </w:r>
+      </w:hyperlink>
+      <w:r>
+        <w:rPr>
+          <w:lang w:val="zh_TW" w:bidi="zh_TW"/>
+        </w:rPr>
+        <w:t>，</w:t>
+      </w:r>
+      <w:hyperlink r:id="rId46">
+        <w:r>
+          <w:rPr>
+            <w:lang w:val="zh_TW" w:bidi="zh_TW"/>
+          </w:rPr>
+          <w:rPr>
+            <w:color w:val="0000EE"/>
+            <w:u w:val="single"/>
+          </w:rPr>
+          <w:t>6:17–18</w:t>
+        </w:r>
+      </w:hyperlink>
+      <w:r>
+        <w:rPr>
+          <w:lang w:val="zh_TW" w:bidi="zh_TW"/>
+        </w:rPr>
+        <w:t>；</w:t>
+      </w:r>
+      <w:hyperlink r:id="rId47">
+        <w:r>
+          <w:rPr>
+            <w:lang w:val="zh_TW" w:bidi="zh_TW"/>
+          </w:rPr>
+          <w:rPr>
+            <w:color w:val="0000EE"/>
+            <w:u w:val="single"/>
+          </w:rPr>
+          <w:t>弗5:8</w:t>
+        </w:r>
+      </w:hyperlink>
+      <w:r>
+        <w:rPr>
+          <w:lang w:val="zh_TW" w:bidi="zh_TW"/>
+        </w:rPr>
+        <w:t>；</w:t>
+      </w:r>
+      <w:hyperlink r:id="rId48">
+        <w:r>
+          <w:rPr>
+            <w:lang w:val="zh_TW" w:bidi="zh_TW"/>
+          </w:rPr>
+          <w:rPr>
+            <w:color w:val="0000EE"/>
+            <w:u w:val="single"/>
+          </w:rPr>
+          <w:t>西1:13</w:t>
+        </w:r>
+      </w:hyperlink>
+      <w:r>
+        <w:rPr>
+          <w:lang w:val="zh_TW" w:bidi="zh_TW"/>
+        </w:rPr>
+        <w:t>；</w:t>
+      </w:r>
+      <w:hyperlink r:id="rId49">
+        <w:r>
+          <w:rPr>
+            <w:lang w:val="zh_TW" w:bidi="zh_TW"/>
+          </w:rPr>
+          <w:rPr>
+            <w:color w:val="0000EE"/>
+            <w:u w:val="single"/>
+          </w:rPr>
+          <w:t>來13:12–14</w:t>
+        </w:r>
+      </w:hyperlink>
+      <w:r>
+        <w:rPr>
+          <w:lang w:val="zh_TW" w:bidi="zh_TW"/>
+        </w:rPr>
+        <w:t>；</w:t>
+      </w:r>
+      <w:hyperlink r:id="rId50">
+        <w:r>
+          <w:rPr>
+            <w:lang w:val="zh_TW" w:bidi="zh_TW"/>
+          </w:rPr>
+          <w:rPr>
+            <w:color w:val="0000EE"/>
+            <w:u w:val="single"/>
+          </w:rPr>
+          <w:t>啟7:16</w:t>
+        </w:r>
+      </w:hyperlink>
+      <w:r>
+        <w:rPr>
+          <w:lang w:val="zh_TW" w:bidi="zh_TW"/>
+        </w:rPr>
+      </w:r>
+      <w:r>
+        <w:rPr>
+          <w:lang w:val="zh_TW" w:bidi="zh_TW"/>
+        </w:rPr>
+      </w:r>
+    </w:p>
+    <w:p>
+      <w:pPr/>
+      <w:r>
+        <w:rPr>
+          <w:lang w:val="zh_TW" w:bidi="zh_TW"/>
+        </w:rPr>
+      </w:r>
+    </w:p>
+    <w:p>
+      <w:pPr>
+        <w:pStyle w:val="Heading2"/>
+      </w:pPr>
+      <w:r>
+        <w:rPr>
+          <w:lang w:val="zh_TW" w:bidi="zh_TW"/>
+        </w:rPr>
+        <w:t>第二聖殿重建完成</w:t>
+      </w:r>
+      <w:r>
+        <w:rPr>
+          <w:lang w:val="zh_TW" w:bidi="zh_TW"/>
+        </w:rPr>
+      </w:r>
+    </w:p>
+    <w:p>
+      <w:pPr/>
+      <w:r>
+        <w:rPr>
+          <w:lang w:val="zh_TW" w:bidi="zh_TW"/>
+        </w:rPr>
+      </w:r>
+      <w:r>
+        <w:rPr>
+          <w:lang w:val="zh_TW" w:bidi="zh_TW"/>
+        </w:rPr>
+        <w:t>公元前515年3月12日，以色列人從巴比倫被擄歸回後，為第二聖殿舉行獻殿禮，這是他們歸回後的一件大事。他們如今可以像被擄前的祖先一樣敬拜讚美神。這座新殿使他們能遵行與神立約中當行的事。大祭司可以每年一次在贖罪日進入至聖所，為全國的罪灑血。經過七十年與神隔絕，如今神使祂與百姓的約重新恢復。</w:t>
+      </w:r>
+    </w:p>
+    <w:p>
+      <w:pPr/>
+      <w:r>
+        <w:rPr>
+          <w:lang w:val="zh_TW" w:bidi="zh_TW"/>
+        </w:rPr>
+      </w:r>
+      <w:r>
+        <w:rPr>
+          <w:lang w:val="zh_TW" w:bidi="zh_TW"/>
+        </w:rPr>
+        <w:t>這場喜樂的獻殿盛事並非毫無挑戰。在神的幫助下，被擄歸回的以色列人克服了來自當地居民與波斯官員長達十六年的攔阻。儘管敵人試圖使他們灰心喪志，以色列人仍重新建造了聖殿。他們憑著耐心、堅持不懈與先知所帶來的勸勉，重新恢復對神的敬拜（</w:t>
+      </w:r>
+      <w:hyperlink r:id="rId51">
+        <w:r>
+          <w:rPr>
+            <w:lang w:val="zh_TW" w:bidi="zh_TW"/>
+          </w:rPr>
+          <w:rPr>
+            <w:color w:val="0000EE"/>
+            <w:u w:val="single"/>
+          </w:rPr>
+          <w:t>拉5:1–5，</w:t>
+        </w:r>
+      </w:hyperlink>
+      <w:hyperlink r:id="rId52">
+        <w:r>
+          <w:rPr>
+            <w:lang w:val="zh_TW" w:bidi="zh_TW"/>
+          </w:rPr>
+          <w:rPr>
+            <w:color w:val="0000EE"/>
+            <w:u w:val="single"/>
+          </w:rPr>
+          <w:t>6:14</w:t>
+        </w:r>
+      </w:hyperlink>
+      <w:r>
+        <w:rPr>
+          <w:lang w:val="zh_TW" w:bidi="zh_TW"/>
+        </w:rPr>
+        <w:t>）。</w:t>
+      </w:r>
+    </w:p>
+    <w:p>
+      <w:pPr/>
+      <w:r>
+        <w:rPr>
+          <w:lang w:val="zh_TW" w:bidi="zh_TW"/>
+        </w:rPr>
+      </w:r>
+      <w:r>
+        <w:rPr>
+          <w:lang w:val="zh_TW" w:bidi="zh_TW"/>
+        </w:rPr>
+        <w:t>這次獻殿顯明：神能藉著一小群專心討祂喜悅、信靠祂供應的人來成就祂的旨意和應許（見</w:t>
+      </w:r>
+      <w:hyperlink r:id="rId53">
+        <w:r>
+          <w:rPr>
+            <w:lang w:val="zh_TW" w:bidi="zh_TW"/>
+          </w:rPr>
+          <w:rPr>
+            <w:color w:val="0000EE"/>
+            <w:u w:val="single"/>
+          </w:rPr>
+          <w:t>該2:6–9</w:t>
+        </w:r>
+      </w:hyperlink>
+      <w:r>
+        <w:rPr>
+          <w:lang w:val="zh_TW" w:bidi="zh_TW"/>
+        </w:rPr>
+        <w:t>）。這些人不因資源有限而擔憂，反而信靠神的預備，立志尊榮神並持守與祂的關係。神也藉此顯出祂掌管列國，並能感動君王的心，成就祂的計劃（</w:t>
+      </w:r>
+      <w:hyperlink r:id="rId54">
+        <w:r>
+          <w:rPr>
+            <w:lang w:val="zh_TW" w:bidi="zh_TW"/>
+          </w:rPr>
+          <w:rPr>
+            <w:color w:val="0000EE"/>
+            <w:u w:val="single"/>
+          </w:rPr>
+          <w:t>拉5:5，</w:t>
+        </w:r>
+      </w:hyperlink>
+      <w:hyperlink r:id="rId55">
+        <w:r>
+          <w:rPr>
+            <w:lang w:val="zh_TW" w:bidi="zh_TW"/>
+          </w:rPr>
+          <w:rPr>
+            <w:color w:val="0000EE"/>
+            <w:u w:val="single"/>
+          </w:rPr>
+          <w:t>6:6–12、</w:t>
+        </w:r>
+      </w:hyperlink>
+      <w:hyperlink r:id="rId56">
+        <w:r>
+          <w:rPr>
+            <w:lang w:val="zh_TW" w:bidi="zh_TW"/>
+          </w:rPr>
+          <w:rPr>
+            <w:color w:val="0000EE"/>
+            <w:u w:val="single"/>
+          </w:rPr>
+          <w:t>22</w:t>
+        </w:r>
+      </w:hyperlink>
+      <w:r>
+        <w:rPr>
+          <w:lang w:val="zh_TW" w:bidi="zh_TW"/>
+        </w:rPr>
+        <w:t>）。</w:t>
+      </w:r>
+    </w:p>
+    <w:p>
+      <w:pPr/>
+      <w:r>
+        <w:rPr>
+          <w:lang w:val="zh_TW" w:bidi="zh_TW"/>
+        </w:rPr>
+      </w:r>
+      <w:r>
+        <w:rPr>
+          <w:u w:val="single"/>
+          <w:lang w:val="zh_TW" w:bidi="zh_TW"/>
+        </w:rPr>
+        <w:t>進深研究的經文段落</w:t>
+      </w:r>
+    </w:p>
+    <w:p>
+      <w:pPr/>
+      <w:r>
+        <w:rPr>
+          <w:lang w:val="zh_TW" w:bidi="zh_TW"/>
+        </w:rPr>
+      </w:r>
+      <w:hyperlink r:id="rId57">
+        <w:r>
+          <w:rPr>
+            <w:lang w:val="zh_TW" w:bidi="zh_TW"/>
+          </w:rPr>
+          <w:rPr>
+            <w:color w:val="0000EE"/>
+            <w:u w:val="single"/>
+          </w:rPr>
+          <w:t>出40:1–38</w:t>
+        </w:r>
+      </w:hyperlink>
+      <w:r>
+        <w:rPr>
+          <w:lang w:val="zh_TW" w:bidi="zh_TW"/>
+        </w:rPr>
+        <w:t>；</w:t>
+      </w:r>
+      <w:hyperlink r:id="rId58">
+        <w:r>
+          <w:rPr>
+            <w:lang w:val="zh_TW" w:bidi="zh_TW"/>
+          </w:rPr>
+          <w:rPr>
+            <w:color w:val="0000EE"/>
+            <w:u w:val="single"/>
+          </w:rPr>
+          <w:t>王上7:51–9:9</w:t>
+        </w:r>
+      </w:hyperlink>
+      <w:r>
+        <w:rPr>
+          <w:lang w:val="zh_TW" w:bidi="zh_TW"/>
+        </w:rPr>
+        <w:t>；</w:t>
+      </w:r>
+      <w:hyperlink r:id="rId59">
+        <w:r>
+          <w:rPr>
+            <w:lang w:val="zh_TW" w:bidi="zh_TW"/>
+          </w:rPr>
+          <w:rPr>
+            <w:color w:val="0000EE"/>
+            <w:u w:val="single"/>
+          </w:rPr>
+          <w:t>拉6:14–22</w:t>
+        </w:r>
+      </w:hyperlink>
+      <w:r>
+        <w:rPr>
+          <w:lang w:val="zh_TW" w:bidi="zh_TW"/>
+        </w:rPr>
+        <w:t>；</w:t>
+      </w:r>
+      <w:hyperlink r:id="rId60">
+        <w:r>
+          <w:rPr>
+            <w:lang w:val="zh_TW" w:bidi="zh_TW"/>
+          </w:rPr>
+          <w:rPr>
+            <w:color w:val="0000EE"/>
+            <w:u w:val="single"/>
+          </w:rPr>
+          <w:t>該1:8，</w:t>
+        </w:r>
+      </w:hyperlink>
+      <w:hyperlink r:id="rId61">
+        <w:r>
+          <w:rPr>
+            <w:lang w:val="zh_TW" w:bidi="zh_TW"/>
+          </w:rPr>
+          <w:rPr>
+            <w:color w:val="0000EE"/>
+            <w:u w:val="single"/>
+          </w:rPr>
+          <w:t>2:7–8</w:t>
+        </w:r>
+      </w:hyperlink>
+      <w:r>
+        <w:rPr>
+          <w:lang w:val="zh_TW" w:bidi="zh_TW"/>
+        </w:rPr>
+        <w:t>；</w:t>
+      </w:r>
+      <w:hyperlink r:id="rId62">
+        <w:r>
+          <w:rPr>
+            <w:lang w:val="zh_TW" w:bidi="zh_TW"/>
+          </w:rPr>
+          <w:rPr>
+            <w:color w:val="0000EE"/>
+            <w:u w:val="single"/>
+          </w:rPr>
+          <w:t>亞4:1–10</w:t>
+        </w:r>
+      </w:hyperlink>
+      <w:r>
+        <w:rPr>
+          <w:lang w:val="zh_TW" w:bidi="zh_TW"/>
+        </w:rPr>
+        <w:t>；</w:t>
+      </w:r>
+      <w:hyperlink r:id="rId63">
+        <w:r>
+          <w:rPr>
+            <w:lang w:val="zh_TW" w:bidi="zh_TW"/>
+          </w:rPr>
+          <w:rPr>
+            <w:color w:val="0000EE"/>
+            <w:u w:val="single"/>
+          </w:rPr>
+          <w:t>啟21:1–27</w:t>
         </w:r>
       </w:hyperlink>
       <w:r>

--- a/zht/docx/014.content.docx
+++ b/zht/docx/014.content.docx
@@ -19,7 +19,7 @@
         <w:rPr>
           <w:lang w:val="zh_TW" w:bidi="zh_TW"/>
         </w:rPr>
-        <w:t>Resource: Tyndale Open Study Notes</w:t>
+        <w:t>Resource: Aquifer Open Study Notes (Themes)</w:t>
       </w:r>
       <w:r>
         <w:rPr>
@@ -112,7 +112,7 @@
         <w:rPr>
           <w:lang w:val="zh_TW" w:bidi="zh_TW"/>
         </w:rPr>
-        <w:t>Tyndale Open Study Notes</w:t>
+        <w:t>Aquifer Open Study Notes (Themes)</w:t>
       </w:r>
     </w:p>
     <w:p>

--- a/zht/docx/014.content.docx
+++ b/zht/docx/014.content.docx
@@ -240,144 +240,96 @@
         </w:rPr>
         <w:t>這個詞只出現在使徒約翰的書信中（</w:t>
       </w:r>
-      <w:hyperlink r:id="rId13">
-        <w:r>
-          <w:rPr>
-            <w:lang w:val="zh_TW" w:bidi="zh_TW"/>
-          </w:rPr>
-          <w:rPr>
-            <w:color w:val="0000EE"/>
-            <w:u w:val="single"/>
-          </w:rPr>
-          <w:t>約一2:18</w:t>
-        </w:r>
-      </w:hyperlink>
+      <w:r>
+        <w:rPr>
+          <w:lang w:val="zh_TW" w:bidi="zh_TW"/>
+        </w:rPr>
+        <w:t>約一2:18</w:t>
+      </w:r>
       <w:r>
         <w:rPr>
           <w:lang w:val="zh_TW" w:bidi="zh_TW"/>
         </w:rPr>
         <w:t>、</w:t>
       </w:r>
-      <w:hyperlink r:id="rId14">
-        <w:r>
-          <w:rPr>
-            <w:lang w:val="zh_TW" w:bidi="zh_TW"/>
-          </w:rPr>
-          <w:rPr>
-            <w:color w:val="0000EE"/>
-            <w:u w:val="single"/>
-          </w:rPr>
-          <w:t>22</w:t>
-        </w:r>
-      </w:hyperlink>
+      <w:r>
+        <w:rPr>
+          <w:lang w:val="zh_TW" w:bidi="zh_TW"/>
+        </w:rPr>
+        <w:t>22</w:t>
+      </w:r>
       <w:r>
         <w:rPr>
           <w:lang w:val="zh_TW" w:bidi="zh_TW"/>
         </w:rPr>
         <w:t>，</w:t>
       </w:r>
-      <w:hyperlink r:id="rId15">
-        <w:r>
-          <w:rPr>
-            <w:lang w:val="zh_TW" w:bidi="zh_TW"/>
-          </w:rPr>
-          <w:rPr>
-            <w:color w:val="0000EE"/>
-            <w:u w:val="single"/>
-          </w:rPr>
-          <w:t>4:3</w:t>
-        </w:r>
-      </w:hyperlink>
+      <w:r>
+        <w:rPr>
+          <w:lang w:val="zh_TW" w:bidi="zh_TW"/>
+        </w:rPr>
+        <w:t>4:3</w:t>
+      </w:r>
       <w:r>
         <w:rPr>
           <w:lang w:val="zh_TW" w:bidi="zh_TW"/>
         </w:rPr>
         <w:t>；</w:t>
       </w:r>
-      <w:hyperlink r:id="rId16">
-        <w:r>
-          <w:rPr>
-            <w:lang w:val="zh_TW" w:bidi="zh_TW"/>
-          </w:rPr>
-          <w:rPr>
-            <w:color w:val="0000EE"/>
-            <w:u w:val="single"/>
-          </w:rPr>
-          <w:t>約二1:7</w:t>
-        </w:r>
-      </w:hyperlink>
+      <w:r>
+        <w:rPr>
+          <w:lang w:val="zh_TW" w:bidi="zh_TW"/>
+        </w:rPr>
+        <w:t>約二1:7</w:t>
+      </w:r>
       <w:r>
         <w:rPr>
           <w:lang w:val="zh_TW" w:bidi="zh_TW"/>
         </w:rPr>
         <w:t>）。約翰認為歷史上會出現許多敵基督（</w:t>
       </w:r>
-      <w:hyperlink r:id="rId13">
-        <w:r>
-          <w:rPr>
-            <w:lang w:val="zh_TW" w:bidi="zh_TW"/>
-          </w:rPr>
-          <w:rPr>
-            <w:color w:val="0000EE"/>
-            <w:u w:val="single"/>
-          </w:rPr>
-          <w:t>約一2:18</w:t>
-        </w:r>
-      </w:hyperlink>
+      <w:r>
+        <w:rPr>
+          <w:lang w:val="zh_TW" w:bidi="zh_TW"/>
+        </w:rPr>
+        <w:t>約一2:18</w:t>
+      </w:r>
       <w:r>
         <w:rPr>
           <w:lang w:val="zh_TW" w:bidi="zh_TW"/>
         </w:rPr>
         <w:t>）。這些敵基督會否認耶穌的神人二性（</w:t>
       </w:r>
-      <w:hyperlink r:id="rId14">
-        <w:r>
-          <w:rPr>
-            <w:lang w:val="zh_TW" w:bidi="zh_TW"/>
-          </w:rPr>
-          <w:rPr>
-            <w:color w:val="0000EE"/>
-            <w:u w:val="single"/>
-          </w:rPr>
-          <w:t>約一2:22</w:t>
-        </w:r>
-      </w:hyperlink>
+      <w:r>
+        <w:rPr>
+          <w:lang w:val="zh_TW" w:bidi="zh_TW"/>
+        </w:rPr>
+        <w:t>約一2:22</w:t>
+      </w:r>
       <w:r>
         <w:rPr>
           <w:lang w:val="zh_TW" w:bidi="zh_TW"/>
         </w:rPr>
         <w:t>，</w:t>
       </w:r>
-      <w:hyperlink r:id="rId17">
-        <w:r>
-          <w:rPr>
-            <w:lang w:val="zh_TW" w:bidi="zh_TW"/>
-          </w:rPr>
-          <w:rPr>
-            <w:color w:val="0000EE"/>
-            <w:u w:val="single"/>
-          </w:rPr>
-          <w:t>4:2–3</w:t>
-        </w:r>
-      </w:hyperlink>
+      <w:r>
+        <w:rPr>
+          <w:lang w:val="zh_TW" w:bidi="zh_TW"/>
+        </w:rPr>
+        <w:t>4:2–3</w:t>
+      </w:r>
       <w:r>
         <w:rPr>
           <w:lang w:val="zh_TW" w:bidi="zh_TW"/>
         </w:rPr>
         <w:t>；</w:t>
       </w:r>
-      <w:hyperlink r:id="rId16">
-        <w:r>
-          <w:rPr>
-            <w:lang w:val="zh_TW" w:bidi="zh_TW"/>
-          </w:rPr>
-          <w:rPr>
-            <w:color w:val="0000EE"/>
-            <w:u w:val="single"/>
-          </w:rPr>
-          <w:t>約二1:7</w:t>
-        </w:r>
-      </w:hyperlink>
+      <w:r>
+        <w:rPr>
+          <w:lang w:val="zh_TW" w:bidi="zh_TW"/>
+        </w:rPr>
+        <w:t>約二1:7</w:t>
+      </w:r>
       <w:r>
         <w:rPr>
           <w:lang w:val="zh_TW" w:bidi="zh_TW"/>
@@ -410,18 +362,12 @@
         </w:rPr>
         <w:t>」將在末世出現，煽動人起來悖逆神（</w:t>
       </w:r>
-      <w:hyperlink r:id="rId18">
-        <w:r>
-          <w:rPr>
-            <w:lang w:val="zh_TW" w:bidi="zh_TW"/>
-          </w:rPr>
-          <w:rPr>
-            <w:color w:val="0000EE"/>
-            <w:u w:val="single"/>
-          </w:rPr>
-          <w:t>帖後2:1–12</w:t>
-        </w:r>
-      </w:hyperlink>
+      <w:r>
+        <w:rPr>
+          <w:lang w:val="zh_TW" w:bidi="zh_TW"/>
+        </w:rPr>
+        <w:t>帖後2:1–12</w:t>
+      </w:r>
       <w:r>
         <w:rPr>
           <w:lang w:val="zh_TW" w:bidi="zh_TW"/>
@@ -454,18 +400,12 @@
         </w:rPr>
         <w:t>在</w:t>
       </w:r>
-      <w:hyperlink r:id="rId19">
-        <w:r>
-          <w:rPr>
-            <w:lang w:val="zh_TW" w:bidi="zh_TW"/>
-          </w:rPr>
-          <w:rPr>
-            <w:color w:val="0000EE"/>
-            <w:u w:val="single"/>
-          </w:rPr>
-          <w:t>啟示錄十三章</w:t>
-        </w:r>
-      </w:hyperlink>
+      <w:r>
+        <w:rPr>
+          <w:lang w:val="zh_TW" w:bidi="zh_TW"/>
+        </w:rPr>
+        <w:t>啟示錄十三章</w:t>
+      </w:r>
       <w:r>
         <w:rPr>
           <w:lang w:val="zh_TW" w:bidi="zh_TW"/>
@@ -545,108 +485,72 @@
           <w:lang w:val="zh_TW" w:bidi="zh_TW"/>
         </w:rPr>
       </w:r>
-      <w:hyperlink r:id="rId20">
-        <w:r>
-          <w:rPr>
-            <w:lang w:val="zh_TW" w:bidi="zh_TW"/>
-          </w:rPr>
-          <w:rPr>
-            <w:color w:val="0000EE"/>
-            <w:u w:val="single"/>
-          </w:rPr>
-          <w:t>帖後2:3–10</w:t>
-        </w:r>
-      </w:hyperlink>
+      <w:r>
+        <w:rPr>
+          <w:lang w:val="zh_TW" w:bidi="zh_TW"/>
+        </w:rPr>
+        <w:t>帖後2:3–10</w:t>
+      </w:r>
       <w:r>
         <w:rPr>
           <w:lang w:val="zh_TW" w:bidi="zh_TW"/>
         </w:rPr>
         <w:t>；</w:t>
       </w:r>
-      <w:hyperlink r:id="rId13">
-        <w:r>
-          <w:rPr>
-            <w:lang w:val="zh_TW" w:bidi="zh_TW"/>
-          </w:rPr>
-          <w:rPr>
-            <w:color w:val="0000EE"/>
-            <w:u w:val="single"/>
-          </w:rPr>
-          <w:t>約一2:18</w:t>
-        </w:r>
-      </w:hyperlink>
+      <w:r>
+        <w:rPr>
+          <w:lang w:val="zh_TW" w:bidi="zh_TW"/>
+        </w:rPr>
+        <w:t>約一2:18</w:t>
+      </w:r>
       <w:r>
         <w:rPr>
           <w:lang w:val="zh_TW" w:bidi="zh_TW"/>
         </w:rPr>
         <w:t>、</w:t>
       </w:r>
-      <w:hyperlink r:id="rId14">
-        <w:r>
-          <w:rPr>
-            <w:lang w:val="zh_TW" w:bidi="zh_TW"/>
-          </w:rPr>
-          <w:rPr>
-            <w:color w:val="0000EE"/>
-            <w:u w:val="single"/>
-          </w:rPr>
-          <w:t>22</w:t>
-        </w:r>
-      </w:hyperlink>
+      <w:r>
+        <w:rPr>
+          <w:lang w:val="zh_TW" w:bidi="zh_TW"/>
+        </w:rPr>
+        <w:t>22</w:t>
+      </w:r>
       <w:r>
         <w:rPr>
           <w:lang w:val="zh_TW" w:bidi="zh_TW"/>
         </w:rPr>
         <w:t>，</w:t>
       </w:r>
-      <w:hyperlink r:id="rId17">
-        <w:r>
-          <w:rPr>
-            <w:lang w:val="zh_TW" w:bidi="zh_TW"/>
-          </w:rPr>
-          <w:rPr>
-            <w:color w:val="0000EE"/>
-            <w:u w:val="single"/>
-          </w:rPr>
-          <w:t>4:2–3</w:t>
-        </w:r>
-      </w:hyperlink>
+      <w:r>
+        <w:rPr>
+          <w:lang w:val="zh_TW" w:bidi="zh_TW"/>
+        </w:rPr>
+        <w:t>4:2–3</w:t>
+      </w:r>
       <w:r>
         <w:rPr>
           <w:lang w:val="zh_TW" w:bidi="zh_TW"/>
         </w:rPr>
         <w:t>；</w:t>
       </w:r>
-      <w:hyperlink r:id="rId16">
-        <w:r>
-          <w:rPr>
-            <w:lang w:val="zh_TW" w:bidi="zh_TW"/>
-          </w:rPr>
-          <w:rPr>
-            <w:color w:val="0000EE"/>
-            <w:u w:val="single"/>
-          </w:rPr>
-          <w:t>約二1:7</w:t>
-        </w:r>
-      </w:hyperlink>
+      <w:r>
+        <w:rPr>
+          <w:lang w:val="zh_TW" w:bidi="zh_TW"/>
+        </w:rPr>
+        <w:t>約二1:7</w:t>
+      </w:r>
       <w:r>
         <w:rPr>
           <w:lang w:val="zh_TW" w:bidi="zh_TW"/>
         </w:rPr>
         <w:t>；</w:t>
       </w:r>
-      <w:hyperlink r:id="rId21">
-        <w:r>
-          <w:rPr>
-            <w:lang w:val="zh_TW" w:bidi="zh_TW"/>
-          </w:rPr>
-          <w:rPr>
-            <w:color w:val="0000EE"/>
-            <w:u w:val="single"/>
-          </w:rPr>
-          <w:t>啟13:11</w:t>
-        </w:r>
-      </w:hyperlink>
+      <w:r>
+        <w:rPr>
+          <w:lang w:val="zh_TW" w:bidi="zh_TW"/>
+        </w:rPr>
+        <w:t>啟13:11</w:t>
+      </w:r>
       <w:r>
         <w:rPr>
           <w:lang w:val="zh_TW" w:bidi="zh_TW"/>
@@ -695,48 +599,30 @@
         </w:rPr>
         <w:t>神將以色列人從巴比倫帶回他們的家園，就像祂多年前將他們從埃及帶出來一樣（</w:t>
       </w:r>
-      <w:hyperlink r:id="rId22">
-        <w:r>
-          <w:rPr>
-            <w:lang w:val="zh_TW" w:bidi="zh_TW"/>
-          </w:rPr>
-          <w:rPr>
-            <w:color w:val="0000EE"/>
-            <w:u w:val="single"/>
-          </w:rPr>
-          <w:t>賽48:20–21</w:t>
-        </w:r>
-      </w:hyperlink>
+      <w:r>
+        <w:rPr>
+          <w:lang w:val="zh_TW" w:bidi="zh_TW"/>
+        </w:rPr>
+        <w:t>賽48:20–21</w:t>
+      </w:r>
       <w:r>
         <w:rPr>
           <w:lang w:val="zh_TW" w:bidi="zh_TW"/>
         </w:rPr>
         <w:t>）。（第一次從埃及得拯救，稱為出埃及。）這次，以色列人離開巴比倫時需要保持潔淨，並且要慢慢行動，不要匆忙離開（</w:t>
       </w:r>
-      <w:hyperlink r:id="rId23">
-        <w:r>
-          <w:rPr>
-            <w:lang w:val="zh_TW" w:bidi="zh_TW"/>
-          </w:rPr>
-          <w:rPr>
-            <w:color w:val="0000EE"/>
-            <w:u w:val="single"/>
-          </w:rPr>
-          <w:t>52:11</w:t>
-        </w:r>
-      </w:hyperlink>
-      <w:hyperlink r:id="rId24">
-        <w:r>
-          <w:rPr>
-            <w:lang w:val="zh_TW" w:bidi="zh_TW"/>
-          </w:rPr>
-          <w:rPr>
-            <w:color w:val="0000EE"/>
-            <w:u w:val="single"/>
-          </w:rPr>
-          <w:t>、12</w:t>
-        </w:r>
-      </w:hyperlink>
+      <w:r>
+        <w:rPr>
+          <w:lang w:val="zh_TW" w:bidi="zh_TW"/>
+        </w:rPr>
+        <w:t>52:11</w:t>
+      </w:r>
+      <w:r>
+        <w:rPr>
+          <w:lang w:val="zh_TW" w:bidi="zh_TW"/>
+        </w:rPr>
+        <w:t>、12</w:t>
+      </w:r>
       <w:r>
         <w:rPr>
           <w:lang w:val="zh_TW" w:bidi="zh_TW"/>
@@ -757,18 +643,12 @@
         </w:rPr>
         <w:t>被擄的經歷和旅程可比作主在曠野中的拯救（見</w:t>
       </w:r>
-      <w:hyperlink r:id="rId25">
-        <w:r>
-          <w:rPr>
-            <w:lang w:val="zh_TW" w:bidi="zh_TW"/>
-          </w:rPr>
-          <w:rPr>
-            <w:color w:val="0000EE"/>
-            <w:u w:val="single"/>
-          </w:rPr>
-          <w:t>賽35:1</w:t>
-        </w:r>
-      </w:hyperlink>
+      <w:r>
+        <w:rPr>
+          <w:lang w:val="zh_TW" w:bidi="zh_TW"/>
+        </w:rPr>
+        <w:t>賽35:1</w:t>
+      </w:r>
       <w:r>
         <w:rPr>
           <w:lang w:val="zh_TW" w:bidi="zh_TW"/>
@@ -793,18 +673,12 @@
         </w:rPr>
         <w:t>祂在曠野中開道路，將其變成有水、植物和動物的地方（</w:t>
       </w:r>
-      <w:hyperlink r:id="rId26">
-        <w:r>
-          <w:rPr>
-            <w:lang w:val="zh_TW" w:bidi="zh_TW"/>
-          </w:rPr>
-          <w:rPr>
-            <w:color w:val="0000EE"/>
-            <w:u w:val="single"/>
-          </w:rPr>
-          <w:t>賽43:19–20</w:t>
-        </w:r>
-      </w:hyperlink>
+      <w:r>
+        <w:rPr>
+          <w:lang w:val="zh_TW" w:bidi="zh_TW"/>
+        </w:rPr>
+        <w:t>賽43:19–20</w:t>
+      </w:r>
       <w:r>
         <w:rPr>
           <w:lang w:val="zh_TW" w:bidi="zh_TW"/>
@@ -829,36 +703,24 @@
         </w:rPr>
         <w:t>祂移除阻礙（</w:t>
       </w:r>
-      <w:hyperlink r:id="rId27">
-        <w:r>
-          <w:rPr>
-            <w:lang w:val="zh_TW" w:bidi="zh_TW"/>
-          </w:rPr>
-          <w:rPr>
-            <w:color w:val="0000EE"/>
-            <w:u w:val="single"/>
-          </w:rPr>
-          <w:t>42:16</w:t>
-        </w:r>
-      </w:hyperlink>
+      <w:r>
+        <w:rPr>
+          <w:lang w:val="zh_TW" w:bidi="zh_TW"/>
+        </w:rPr>
+        <w:t>42:16</w:t>
+      </w:r>
       <w:r>
         <w:rPr>
           <w:lang w:val="zh_TW" w:bidi="zh_TW"/>
         </w:rPr>
         <w:t>，</w:t>
       </w:r>
-      <w:hyperlink r:id="rId28">
-        <w:r>
-          <w:rPr>
-            <w:lang w:val="zh_TW" w:bidi="zh_TW"/>
-          </w:rPr>
-          <w:rPr>
-            <w:color w:val="0000EE"/>
-            <w:u w:val="single"/>
-          </w:rPr>
-          <w:t>49:11</w:t>
-        </w:r>
-      </w:hyperlink>
+      <w:r>
+        <w:rPr>
+          <w:lang w:val="zh_TW" w:bidi="zh_TW"/>
+        </w:rPr>
+        <w:t>49:11</w:t>
+      </w:r>
       <w:r>
         <w:rPr>
           <w:lang w:val="zh_TW" w:bidi="zh_TW"/>
@@ -883,54 +745,36 @@
         </w:rPr>
         <w:t>祂引導祂的人民（</w:t>
       </w:r>
-      <w:hyperlink r:id="rId27">
-        <w:r>
-          <w:rPr>
-            <w:lang w:val="zh_TW" w:bidi="zh_TW"/>
-          </w:rPr>
-          <w:rPr>
-            <w:color w:val="0000EE"/>
-            <w:u w:val="single"/>
-          </w:rPr>
-          <w:t>42:16</w:t>
-        </w:r>
-      </w:hyperlink>
+      <w:r>
+        <w:rPr>
+          <w:lang w:val="zh_TW" w:bidi="zh_TW"/>
+        </w:rPr>
+        <w:t>42:16</w:t>
+      </w:r>
       <w:r>
         <w:rPr>
           <w:lang w:val="zh_TW" w:bidi="zh_TW"/>
         </w:rPr>
         <w:t>，</w:t>
       </w:r>
-      <w:hyperlink r:id="rId29">
-        <w:r>
-          <w:rPr>
-            <w:lang w:val="zh_TW" w:bidi="zh_TW"/>
-          </w:rPr>
-          <w:rPr>
-            <w:color w:val="0000EE"/>
-            <w:u w:val="single"/>
-          </w:rPr>
-          <w:t>58:11</w:t>
-        </w:r>
-      </w:hyperlink>
+      <w:r>
+        <w:rPr>
+          <w:lang w:val="zh_TW" w:bidi="zh_TW"/>
+        </w:rPr>
+        <w:t>58:11</w:t>
+      </w:r>
       <w:r>
         <w:rPr>
           <w:lang w:val="zh_TW" w:bidi="zh_TW"/>
         </w:rPr>
         <w:t>，</w:t>
       </w:r>
-      <w:hyperlink r:id="rId30">
-        <w:r>
-          <w:rPr>
-            <w:lang w:val="zh_TW" w:bidi="zh_TW"/>
-          </w:rPr>
-          <w:rPr>
-            <w:color w:val="0000EE"/>
-            <w:u w:val="single"/>
-          </w:rPr>
-          <w:t>63:13</w:t>
-        </w:r>
-      </w:hyperlink>
+      <w:r>
+        <w:rPr>
+          <w:lang w:val="zh_TW" w:bidi="zh_TW"/>
+        </w:rPr>
+        <w:t>63:13</w:t>
+      </w:r>
       <w:r>
         <w:rPr>
           <w:lang w:val="zh_TW" w:bidi="zh_TW"/>
@@ -955,18 +799,12 @@
         </w:rPr>
         <w:t>祂餵養他們（</w:t>
       </w:r>
-      <w:hyperlink r:id="rId31">
-        <w:r>
-          <w:rPr>
-            <w:lang w:val="zh_TW" w:bidi="zh_TW"/>
-          </w:rPr>
-          <w:rPr>
-            <w:color w:val="0000EE"/>
-            <w:u w:val="single"/>
-          </w:rPr>
-          <w:t>49:10</w:t>
-        </w:r>
-      </w:hyperlink>
+      <w:r>
+        <w:rPr>
+          <w:lang w:val="zh_TW" w:bidi="zh_TW"/>
+        </w:rPr>
+        <w:t>49:10</w:t>
+      </w:r>
       <w:r>
         <w:rPr>
           <w:lang w:val="zh_TW" w:bidi="zh_TW"/>
@@ -991,18 +829,12 @@
         </w:rPr>
         <w:t>祂保護他們免受炎熱（</w:t>
       </w:r>
-      <w:hyperlink r:id="rId31">
-        <w:r>
-          <w:rPr>
-            <w:lang w:val="zh_TW" w:bidi="zh_TW"/>
-          </w:rPr>
-          <w:rPr>
-            <w:color w:val="0000EE"/>
-            <w:u w:val="single"/>
-          </w:rPr>
-          <w:t>49:10</w:t>
-        </w:r>
-      </w:hyperlink>
+      <w:r>
+        <w:rPr>
+          <w:lang w:val="zh_TW" w:bidi="zh_TW"/>
+        </w:rPr>
+        <w:t>49:10</w:t>
+      </w:r>
       <w:r>
         <w:rPr>
           <w:lang w:val="zh_TW" w:bidi="zh_TW"/>
@@ -1027,18 +859,12 @@
         </w:rPr>
         <w:t>祂賜給他們力量 （</w:t>
       </w:r>
-      <w:hyperlink r:id="rId29">
-        <w:r>
-          <w:rPr>
-            <w:lang w:val="zh_TW" w:bidi="zh_TW"/>
-          </w:rPr>
-          <w:rPr>
-            <w:color w:val="0000EE"/>
-            <w:u w:val="single"/>
-          </w:rPr>
-          <w:t>58:11</w:t>
-        </w:r>
-      </w:hyperlink>
+      <w:r>
+        <w:rPr>
+          <w:lang w:val="zh_TW" w:bidi="zh_TW"/>
+        </w:rPr>
+        <w:t>58:11</w:t>
+      </w:r>
       <w:r>
         <w:rPr>
           <w:lang w:val="zh_TW" w:bidi="zh_TW"/>
@@ -1063,18 +889,12 @@
         </w:rPr>
         <w:t>祂將他們的悲傷轉為極大的喜樂 （</w:t>
       </w:r>
-      <w:hyperlink r:id="rId32">
-        <w:r>
-          <w:rPr>
-            <w:lang w:val="zh_TW" w:bidi="zh_TW"/>
-          </w:rPr>
-          <w:rPr>
-            <w:color w:val="0000EE"/>
-            <w:u w:val="single"/>
-          </w:rPr>
-          <w:t>51:3</w:t>
-        </w:r>
-      </w:hyperlink>
+      <w:r>
+        <w:rPr>
+          <w:lang w:val="zh_TW" w:bidi="zh_TW"/>
+        </w:rPr>
+        <w:t>51:3</w:t>
+      </w:r>
       <w:r>
         <w:rPr>
           <w:lang w:val="zh_TW" w:bidi="zh_TW"/>
@@ -1099,18 +919,12 @@
         </w:rPr>
         <w:t>祂將祂的靈澆灌在他們身上（</w:t>
       </w:r>
-      <w:hyperlink r:id="rId33">
-        <w:r>
-          <w:rPr>
-            <w:lang w:val="zh_TW" w:bidi="zh_TW"/>
-          </w:rPr>
-          <w:rPr>
-            <w:color w:val="0000EE"/>
-            <w:u w:val="single"/>
-          </w:rPr>
-          <w:t>44:3–4</w:t>
-        </w:r>
-      </w:hyperlink>
+      <w:r>
+        <w:rPr>
+          <w:lang w:val="zh_TW" w:bidi="zh_TW"/>
+        </w:rPr>
+        <w:t>44:3–4</w:t>
+      </w:r>
       <w:r>
         <w:rPr>
           <w:lang w:val="zh_TW" w:bidi="zh_TW"/>
@@ -1154,342 +968,228 @@
           <w:lang w:val="zh_TW" w:bidi="zh_TW"/>
         </w:rPr>
       </w:r>
-      <w:hyperlink r:id="rId34">
-        <w:r>
-          <w:rPr>
-            <w:lang w:val="zh_TW" w:bidi="zh_TW"/>
-          </w:rPr>
-          <w:rPr>
-            <w:color w:val="0000EE"/>
-            <w:u w:val="single"/>
-          </w:rPr>
-          <w:t>賽35:8–10</w:t>
-        </w:r>
-      </w:hyperlink>
+      <w:r>
+        <w:rPr>
+          <w:lang w:val="zh_TW" w:bidi="zh_TW"/>
+        </w:rPr>
+        <w:t>賽35:8–10</w:t>
+      </w:r>
       <w:r>
         <w:rPr>
           <w:lang w:val="zh_TW" w:bidi="zh_TW"/>
         </w:rPr>
         <w:t>，</w:t>
       </w:r>
-      <w:hyperlink r:id="rId35">
-        <w:r>
-          <w:rPr>
-            <w:lang w:val="zh_TW" w:bidi="zh_TW"/>
-          </w:rPr>
-          <w:rPr>
-            <w:color w:val="0000EE"/>
-            <w:u w:val="single"/>
-          </w:rPr>
-          <w:t>42:14–16</w:t>
-        </w:r>
-      </w:hyperlink>
+      <w:r>
+        <w:rPr>
+          <w:lang w:val="zh_TW" w:bidi="zh_TW"/>
+        </w:rPr>
+        <w:t>42:14–16</w:t>
+      </w:r>
       <w:r>
         <w:rPr>
           <w:lang w:val="zh_TW" w:bidi="zh_TW"/>
         </w:rPr>
         <w:t>，</w:t>
       </w:r>
-      <w:hyperlink r:id="rId36">
-        <w:r>
-          <w:rPr>
-            <w:lang w:val="zh_TW" w:bidi="zh_TW"/>
-          </w:rPr>
-          <w:rPr>
-            <w:color w:val="0000EE"/>
-            <w:u w:val="single"/>
-          </w:rPr>
-          <w:t>43:18–21</w:t>
-        </w:r>
-      </w:hyperlink>
+      <w:r>
+        <w:rPr>
+          <w:lang w:val="zh_TW" w:bidi="zh_TW"/>
+        </w:rPr>
+        <w:t>43:18–21</w:t>
+      </w:r>
       <w:r>
         <w:rPr>
           <w:lang w:val="zh_TW" w:bidi="zh_TW"/>
         </w:rPr>
         <w:t>，</w:t>
       </w:r>
-      <w:hyperlink r:id="rId33">
-        <w:r>
-          <w:rPr>
-            <w:lang w:val="zh_TW" w:bidi="zh_TW"/>
-          </w:rPr>
-          <w:rPr>
-            <w:color w:val="0000EE"/>
-            <w:u w:val="single"/>
-          </w:rPr>
-          <w:t>44:3–4</w:t>
-        </w:r>
-      </w:hyperlink>
+      <w:r>
+        <w:rPr>
+          <w:lang w:val="zh_TW" w:bidi="zh_TW"/>
+        </w:rPr>
+        <w:t>44:3–4</w:t>
+      </w:r>
       <w:r>
         <w:rPr>
           <w:lang w:val="zh_TW" w:bidi="zh_TW"/>
         </w:rPr>
         <w:t>，</w:t>
       </w:r>
-      <w:hyperlink r:id="rId22">
-        <w:r>
-          <w:rPr>
-            <w:lang w:val="zh_TW" w:bidi="zh_TW"/>
-          </w:rPr>
-          <w:rPr>
-            <w:color w:val="0000EE"/>
-            <w:u w:val="single"/>
-          </w:rPr>
-          <w:t>48:20–21</w:t>
-        </w:r>
-      </w:hyperlink>
+      <w:r>
+        <w:rPr>
+          <w:lang w:val="zh_TW" w:bidi="zh_TW"/>
+        </w:rPr>
+        <w:t>48:20–21</w:t>
+      </w:r>
       <w:r>
         <w:rPr>
           <w:lang w:val="zh_TW" w:bidi="zh_TW"/>
         </w:rPr>
         <w:t>，</w:t>
       </w:r>
-      <w:hyperlink r:id="rId37">
-        <w:r>
-          <w:rPr>
-            <w:lang w:val="zh_TW" w:bidi="zh_TW"/>
-          </w:rPr>
-          <w:rPr>
-            <w:color w:val="0000EE"/>
-            <w:u w:val="single"/>
-          </w:rPr>
-          <w:t>49:9–12</w:t>
-        </w:r>
-      </w:hyperlink>
+      <w:r>
+        <w:rPr>
+          <w:lang w:val="zh_TW" w:bidi="zh_TW"/>
+        </w:rPr>
+        <w:t>49:9–12</w:t>
+      </w:r>
       <w:r>
         <w:rPr>
           <w:lang w:val="zh_TW" w:bidi="zh_TW"/>
         </w:rPr>
         <w:t>，</w:t>
       </w:r>
-      <w:hyperlink r:id="rId38">
-        <w:r>
-          <w:rPr>
-            <w:lang w:val="zh_TW" w:bidi="zh_TW"/>
-          </w:rPr>
-          <w:rPr>
-            <w:color w:val="0000EE"/>
-            <w:u w:val="single"/>
-          </w:rPr>
-          <w:t>52:11–12</w:t>
-        </w:r>
-      </w:hyperlink>
+      <w:r>
+        <w:rPr>
+          <w:lang w:val="zh_TW" w:bidi="zh_TW"/>
+        </w:rPr>
+        <w:t>52:11–12</w:t>
+      </w:r>
       <w:r>
         <w:rPr>
           <w:lang w:val="zh_TW" w:bidi="zh_TW"/>
         </w:rPr>
         <w:t>，</w:t>
       </w:r>
-      <w:hyperlink r:id="rId39">
-        <w:r>
-          <w:rPr>
-            <w:lang w:val="zh_TW" w:bidi="zh_TW"/>
-          </w:rPr>
-          <w:rPr>
-            <w:color w:val="0000EE"/>
-            <w:u w:val="single"/>
-          </w:rPr>
-          <w:t>58:8–12</w:t>
-        </w:r>
-      </w:hyperlink>
+      <w:r>
+        <w:rPr>
+          <w:lang w:val="zh_TW" w:bidi="zh_TW"/>
+        </w:rPr>
+        <w:t>58:8–12</w:t>
+      </w:r>
       <w:r>
         <w:rPr>
           <w:lang w:val="zh_TW" w:bidi="zh_TW"/>
         </w:rPr>
         <w:t>；</w:t>
       </w:r>
-      <w:hyperlink r:id="rId40">
-        <w:r>
-          <w:rPr>
-            <w:lang w:val="zh_TW" w:bidi="zh_TW"/>
-          </w:rPr>
-          <w:rPr>
-            <w:color w:val="0000EE"/>
-            <w:u w:val="single"/>
-          </w:rPr>
-          <w:t>耶31:2–17</w:t>
-        </w:r>
-      </w:hyperlink>
+      <w:r>
+        <w:rPr>
+          <w:lang w:val="zh_TW" w:bidi="zh_TW"/>
+        </w:rPr>
+        <w:t>耶31:2–17</w:t>
+      </w:r>
       <w:r>
         <w:rPr>
           <w:lang w:val="zh_TW" w:bidi="zh_TW"/>
         </w:rPr>
         <w:t>；</w:t>
       </w:r>
-      <w:hyperlink r:id="rId41">
-        <w:r>
-          <w:rPr>
-            <w:lang w:val="zh_TW" w:bidi="zh_TW"/>
-          </w:rPr>
-          <w:rPr>
-            <w:color w:val="0000EE"/>
-            <w:u w:val="single"/>
-          </w:rPr>
-          <w:t>珥3:17–21</w:t>
-        </w:r>
-      </w:hyperlink>
+      <w:r>
+        <w:rPr>
+          <w:lang w:val="zh_TW" w:bidi="zh_TW"/>
+        </w:rPr>
+        <w:t>珥3:17–21</w:t>
+      </w:r>
       <w:r>
         <w:rPr>
           <w:lang w:val="zh_TW" w:bidi="zh_TW"/>
         </w:rPr>
         <w:t>；</w:t>
       </w:r>
-      <w:hyperlink r:id="rId42">
-        <w:r>
-          <w:rPr>
-            <w:lang w:val="zh_TW" w:bidi="zh_TW"/>
-          </w:rPr>
-          <w:rPr>
-            <w:color w:val="0000EE"/>
-            <w:u w:val="single"/>
-          </w:rPr>
-          <w:t>路1:78–79</w:t>
-        </w:r>
-      </w:hyperlink>
+      <w:r>
+        <w:rPr>
+          <w:lang w:val="zh_TW" w:bidi="zh_TW"/>
+        </w:rPr>
+        <w:t>路1:78–79</w:t>
+      </w:r>
       <w:r>
         <w:rPr>
           <w:lang w:val="zh_TW" w:bidi="zh_TW"/>
         </w:rPr>
         <w:t>；</w:t>
       </w:r>
-      <w:hyperlink r:id="rId43">
-        <w:r>
-          <w:rPr>
-            <w:lang w:val="zh_TW" w:bidi="zh_TW"/>
-          </w:rPr>
-          <w:rPr>
-            <w:color w:val="0000EE"/>
-            <w:u w:val="single"/>
-          </w:rPr>
-          <w:t>約7:38</w:t>
-        </w:r>
-      </w:hyperlink>
+      <w:r>
+        <w:rPr>
+          <w:lang w:val="zh_TW" w:bidi="zh_TW"/>
+        </w:rPr>
+        <w:t>約7:38</w:t>
+      </w:r>
       <w:r>
         <w:rPr>
           <w:lang w:val="zh_TW" w:bidi="zh_TW"/>
         </w:rPr>
         <w:t>，</w:t>
       </w:r>
-      <w:hyperlink r:id="rId44">
-        <w:r>
-          <w:rPr>
-            <w:lang w:val="zh_TW" w:bidi="zh_TW"/>
-          </w:rPr>
-          <w:rPr>
-            <w:color w:val="0000EE"/>
-            <w:u w:val="single"/>
-          </w:rPr>
-          <w:t>15:19</w:t>
-        </w:r>
-      </w:hyperlink>
+      <w:r>
+        <w:rPr>
+          <w:lang w:val="zh_TW" w:bidi="zh_TW"/>
+        </w:rPr>
+        <w:t>15:19</w:t>
+      </w:r>
       <w:r>
         <w:rPr>
           <w:lang w:val="zh_TW" w:bidi="zh_TW"/>
         </w:rPr>
         <w:t>；</w:t>
       </w:r>
-      <w:hyperlink r:id="rId45">
-        <w:r>
-          <w:rPr>
-            <w:lang w:val="zh_TW" w:bidi="zh_TW"/>
-          </w:rPr>
-          <w:rPr>
-            <w:color w:val="0000EE"/>
-            <w:u w:val="single"/>
-          </w:rPr>
-          <w:t>林後5:17</w:t>
-        </w:r>
-      </w:hyperlink>
+      <w:r>
+        <w:rPr>
+          <w:lang w:val="zh_TW" w:bidi="zh_TW"/>
+        </w:rPr>
+        <w:t>林後5:17</w:t>
+      </w:r>
       <w:r>
         <w:rPr>
           <w:lang w:val="zh_TW" w:bidi="zh_TW"/>
         </w:rPr>
         <w:t>，</w:t>
       </w:r>
-      <w:hyperlink r:id="rId46">
-        <w:r>
-          <w:rPr>
-            <w:lang w:val="zh_TW" w:bidi="zh_TW"/>
-          </w:rPr>
-          <w:rPr>
-            <w:color w:val="0000EE"/>
-            <w:u w:val="single"/>
-          </w:rPr>
-          <w:t>6:17–18</w:t>
-        </w:r>
-      </w:hyperlink>
+      <w:r>
+        <w:rPr>
+          <w:lang w:val="zh_TW" w:bidi="zh_TW"/>
+        </w:rPr>
+        <w:t>6:17–18</w:t>
+      </w:r>
       <w:r>
         <w:rPr>
           <w:lang w:val="zh_TW" w:bidi="zh_TW"/>
         </w:rPr>
         <w:t>；</w:t>
       </w:r>
-      <w:hyperlink r:id="rId47">
-        <w:r>
-          <w:rPr>
-            <w:lang w:val="zh_TW" w:bidi="zh_TW"/>
-          </w:rPr>
-          <w:rPr>
-            <w:color w:val="0000EE"/>
-            <w:u w:val="single"/>
-          </w:rPr>
-          <w:t>弗5:8</w:t>
-        </w:r>
-      </w:hyperlink>
+      <w:r>
+        <w:rPr>
+          <w:lang w:val="zh_TW" w:bidi="zh_TW"/>
+        </w:rPr>
+        <w:t>弗5:8</w:t>
+      </w:r>
       <w:r>
         <w:rPr>
           <w:lang w:val="zh_TW" w:bidi="zh_TW"/>
         </w:rPr>
         <w:t>；</w:t>
       </w:r>
-      <w:hyperlink r:id="rId48">
-        <w:r>
-          <w:rPr>
-            <w:lang w:val="zh_TW" w:bidi="zh_TW"/>
-          </w:rPr>
-          <w:rPr>
-            <w:color w:val="0000EE"/>
-            <w:u w:val="single"/>
-          </w:rPr>
-          <w:t>西1:13</w:t>
-        </w:r>
-      </w:hyperlink>
+      <w:r>
+        <w:rPr>
+          <w:lang w:val="zh_TW" w:bidi="zh_TW"/>
+        </w:rPr>
+        <w:t>西1:13</w:t>
+      </w:r>
       <w:r>
         <w:rPr>
           <w:lang w:val="zh_TW" w:bidi="zh_TW"/>
         </w:rPr>
         <w:t>；</w:t>
       </w:r>
-      <w:hyperlink r:id="rId49">
-        <w:r>
-          <w:rPr>
-            <w:lang w:val="zh_TW" w:bidi="zh_TW"/>
-          </w:rPr>
-          <w:rPr>
-            <w:color w:val="0000EE"/>
-            <w:u w:val="single"/>
-          </w:rPr>
-          <w:t>來13:12–14</w:t>
-        </w:r>
-      </w:hyperlink>
+      <w:r>
+        <w:rPr>
+          <w:lang w:val="zh_TW" w:bidi="zh_TW"/>
+        </w:rPr>
+        <w:t>來13:12–14</w:t>
+      </w:r>
       <w:r>
         <w:rPr>
           <w:lang w:val="zh_TW" w:bidi="zh_TW"/>
         </w:rPr>
         <w:t>；</w:t>
       </w:r>
-      <w:hyperlink r:id="rId50">
-        <w:r>
-          <w:rPr>
-            <w:lang w:val="zh_TW" w:bidi="zh_TW"/>
-          </w:rPr>
-          <w:rPr>
-            <w:color w:val="0000EE"/>
-            <w:u w:val="single"/>
-          </w:rPr>
-          <w:t>啟7:16</w:t>
-        </w:r>
-      </w:hyperlink>
+      <w:r>
+        <w:rPr>
+          <w:lang w:val="zh_TW" w:bidi="zh_TW"/>
+        </w:rPr>
+        <w:t>啟7:16</w:t>
+      </w:r>
       <w:r>
         <w:rPr>
           <w:lang w:val="zh_TW" w:bidi="zh_TW"/>
@@ -1552,30 +1252,18 @@
         </w:rPr>
         <w:t>這場喜樂的獻殿盛事並非毫無挑戰。在神的幫助下，被擄歸回的以色列人克服了來自當地居民與波斯官員長達十六年的攔阻。儘管敵人試圖使他們灰心喪志，以色列人仍重新建造了聖殿。他們憑著耐心、堅持不懈與先知所帶來的勸勉，重新恢復對神的敬拜（</w:t>
       </w:r>
-      <w:hyperlink r:id="rId51">
-        <w:r>
-          <w:rPr>
-            <w:lang w:val="zh_TW" w:bidi="zh_TW"/>
-          </w:rPr>
-          <w:rPr>
-            <w:color w:val="0000EE"/>
-            <w:u w:val="single"/>
-          </w:rPr>
-          <w:t>拉5:1–5，</w:t>
-        </w:r>
-      </w:hyperlink>
-      <w:hyperlink r:id="rId52">
-        <w:r>
-          <w:rPr>
-            <w:lang w:val="zh_TW" w:bidi="zh_TW"/>
-          </w:rPr>
-          <w:rPr>
-            <w:color w:val="0000EE"/>
-            <w:u w:val="single"/>
-          </w:rPr>
-          <w:t>6:14</w:t>
-        </w:r>
-      </w:hyperlink>
+      <w:r>
+        <w:rPr>
+          <w:lang w:val="zh_TW" w:bidi="zh_TW"/>
+        </w:rPr>
+        <w:t>拉5:1–5，</w:t>
+      </w:r>
+      <w:r>
+        <w:rPr>
+          <w:lang w:val="zh_TW" w:bidi="zh_TW"/>
+        </w:rPr>
+        <w:t>6:14</w:t>
+      </w:r>
       <w:r>
         <w:rPr>
           <w:lang w:val="zh_TW" w:bidi="zh_TW"/>
@@ -1596,60 +1284,36 @@
         </w:rPr>
         <w:t>這次獻殿顯明：神能藉著一小群專心討祂喜悅、信靠祂供應的人來成就祂的旨意和應許（見</w:t>
       </w:r>
-      <w:hyperlink r:id="rId53">
-        <w:r>
-          <w:rPr>
-            <w:lang w:val="zh_TW" w:bidi="zh_TW"/>
-          </w:rPr>
-          <w:rPr>
-            <w:color w:val="0000EE"/>
-            <w:u w:val="single"/>
-          </w:rPr>
-          <w:t>該2:6–9</w:t>
-        </w:r>
-      </w:hyperlink>
+      <w:r>
+        <w:rPr>
+          <w:lang w:val="zh_TW" w:bidi="zh_TW"/>
+        </w:rPr>
+        <w:t>該2:6–9</w:t>
+      </w:r>
       <w:r>
         <w:rPr>
           <w:lang w:val="zh_TW" w:bidi="zh_TW"/>
         </w:rPr>
         <w:t>）。這些人不因資源有限而擔憂，反而信靠神的預備，立志尊榮神並持守與祂的關係。神也藉此顯出祂掌管列國，並能感動君王的心，成就祂的計劃（</w:t>
       </w:r>
-      <w:hyperlink r:id="rId54">
-        <w:r>
-          <w:rPr>
-            <w:lang w:val="zh_TW" w:bidi="zh_TW"/>
-          </w:rPr>
-          <w:rPr>
-            <w:color w:val="0000EE"/>
-            <w:u w:val="single"/>
-          </w:rPr>
-          <w:t>拉5:5，</w:t>
-        </w:r>
-      </w:hyperlink>
-      <w:hyperlink r:id="rId55">
-        <w:r>
-          <w:rPr>
-            <w:lang w:val="zh_TW" w:bidi="zh_TW"/>
-          </w:rPr>
-          <w:rPr>
-            <w:color w:val="0000EE"/>
-            <w:u w:val="single"/>
-          </w:rPr>
-          <w:t>6:6–12、</w:t>
-        </w:r>
-      </w:hyperlink>
-      <w:hyperlink r:id="rId56">
-        <w:r>
-          <w:rPr>
-            <w:lang w:val="zh_TW" w:bidi="zh_TW"/>
-          </w:rPr>
-          <w:rPr>
-            <w:color w:val="0000EE"/>
-            <w:u w:val="single"/>
-          </w:rPr>
-          <w:t>22</w:t>
-        </w:r>
-      </w:hyperlink>
+      <w:r>
+        <w:rPr>
+          <w:lang w:val="zh_TW" w:bidi="zh_TW"/>
+        </w:rPr>
+        <w:t>拉5:5，</w:t>
+      </w:r>
+      <w:r>
+        <w:rPr>
+          <w:lang w:val="zh_TW" w:bidi="zh_TW"/>
+        </w:rPr>
+        <w:t>6:6–12、</w:t>
+      </w:r>
+      <w:r>
+        <w:rPr>
+          <w:lang w:val="zh_TW" w:bidi="zh_TW"/>
+        </w:rPr>
+        <w:t>22</w:t>
+      </w:r>
       <w:r>
         <w:rPr>
           <w:lang w:val="zh_TW" w:bidi="zh_TW"/>
@@ -1679,120 +1343,78 @@
           <w:lang w:val="zh_TW" w:bidi="zh_TW"/>
         </w:rPr>
       </w:r>
-      <w:hyperlink r:id="rId57">
-        <w:r>
-          <w:rPr>
-            <w:lang w:val="zh_TW" w:bidi="zh_TW"/>
-          </w:rPr>
-          <w:rPr>
-            <w:color w:val="0000EE"/>
-            <w:u w:val="single"/>
-          </w:rPr>
-          <w:t>出40:1–38</w:t>
-        </w:r>
-      </w:hyperlink>
+      <w:r>
+        <w:rPr>
+          <w:lang w:val="zh_TW" w:bidi="zh_TW"/>
+        </w:rPr>
+        <w:t>出40:1–38</w:t>
+      </w:r>
       <w:r>
         <w:rPr>
           <w:lang w:val="zh_TW" w:bidi="zh_TW"/>
         </w:rPr>
         <w:t>；</w:t>
       </w:r>
-      <w:hyperlink r:id="rId58">
-        <w:r>
-          <w:rPr>
-            <w:lang w:val="zh_TW" w:bidi="zh_TW"/>
-          </w:rPr>
-          <w:rPr>
-            <w:color w:val="0000EE"/>
-            <w:u w:val="single"/>
-          </w:rPr>
-          <w:t>王上7:51–9:9</w:t>
-        </w:r>
-      </w:hyperlink>
+      <w:r>
+        <w:rPr>
+          <w:lang w:val="zh_TW" w:bidi="zh_TW"/>
+        </w:rPr>
+        <w:t>王上7:51–9:9</w:t>
+      </w:r>
       <w:r>
         <w:rPr>
           <w:lang w:val="zh_TW" w:bidi="zh_TW"/>
         </w:rPr>
         <w:t>；</w:t>
       </w:r>
-      <w:hyperlink r:id="rId59">
-        <w:r>
-          <w:rPr>
-            <w:lang w:val="zh_TW" w:bidi="zh_TW"/>
-          </w:rPr>
-          <w:rPr>
-            <w:color w:val="0000EE"/>
-            <w:u w:val="single"/>
-          </w:rPr>
-          <w:t>拉6:14–22</w:t>
-        </w:r>
-      </w:hyperlink>
+      <w:r>
+        <w:rPr>
+          <w:lang w:val="zh_TW" w:bidi="zh_TW"/>
+        </w:rPr>
+        <w:t>拉6:14–22</w:t>
+      </w:r>
       <w:r>
         <w:rPr>
           <w:lang w:val="zh_TW" w:bidi="zh_TW"/>
         </w:rPr>
         <w:t>；</w:t>
       </w:r>
-      <w:hyperlink r:id="rId60">
-        <w:r>
-          <w:rPr>
-            <w:lang w:val="zh_TW" w:bidi="zh_TW"/>
-          </w:rPr>
-          <w:rPr>
-            <w:color w:val="0000EE"/>
-            <w:u w:val="single"/>
-          </w:rPr>
-          <w:t>該1:8，</w:t>
-        </w:r>
-      </w:hyperlink>
-      <w:hyperlink r:id="rId61">
-        <w:r>
-          <w:rPr>
-            <w:lang w:val="zh_TW" w:bidi="zh_TW"/>
-          </w:rPr>
-          <w:rPr>
-            <w:color w:val="0000EE"/>
-            <w:u w:val="single"/>
-          </w:rPr>
-          <w:t>2:7–8</w:t>
-        </w:r>
-      </w:hyperlink>
+      <w:r>
+        <w:rPr>
+          <w:lang w:val="zh_TW" w:bidi="zh_TW"/>
+        </w:rPr>
+        <w:t>該1:8，</w:t>
+      </w:r>
+      <w:r>
+        <w:rPr>
+          <w:lang w:val="zh_TW" w:bidi="zh_TW"/>
+        </w:rPr>
+        <w:t>2:7–8</w:t>
+      </w:r>
       <w:r>
         <w:rPr>
           <w:lang w:val="zh_TW" w:bidi="zh_TW"/>
         </w:rPr>
         <w:t>；</w:t>
       </w:r>
-      <w:hyperlink r:id="rId62">
-        <w:r>
-          <w:rPr>
-            <w:lang w:val="zh_TW" w:bidi="zh_TW"/>
-          </w:rPr>
-          <w:rPr>
-            <w:color w:val="0000EE"/>
-            <w:u w:val="single"/>
-          </w:rPr>
-          <w:t>亞4:1–10</w:t>
-        </w:r>
-      </w:hyperlink>
+      <w:r>
+        <w:rPr>
+          <w:lang w:val="zh_TW" w:bidi="zh_TW"/>
+        </w:rPr>
+        <w:t>亞4:1–10</w:t>
+      </w:r>
       <w:r>
         <w:rPr>
           <w:lang w:val="zh_TW" w:bidi="zh_TW"/>
         </w:rPr>
         <w:t>；</w:t>
       </w:r>
-      <w:hyperlink r:id="rId63">
-        <w:r>
-          <w:rPr>
-            <w:lang w:val="zh_TW" w:bidi="zh_TW"/>
-          </w:rPr>
-          <w:rPr>
-            <w:color w:val="0000EE"/>
-            <w:u w:val="single"/>
-          </w:rPr>
-          <w:t>啟21:1–27</w:t>
-        </w:r>
-      </w:hyperlink>
+      <w:r>
+        <w:rPr>
+          <w:lang w:val="zh_TW" w:bidi="zh_TW"/>
+        </w:rPr>
+        <w:t>啟21:1–27</w:t>
+      </w:r>
       <w:r>
         <w:rPr>
           <w:lang w:val="zh_TW" w:bidi="zh_TW"/>
